--- a/pr-preview/pr-310/algebra-exponentials.docx
+++ b/pr-preview/pr-310/algebra-exponentials.docx
@@ -15,10 +15,10 @@
         <w:pStyle w:val="Date"/>
       </w:pPr>
       <w:r>
-        <w:t xml:space="preserve">Last modified: 2026-10-15 08:32:48 (PDT)</w:t>
+        <w:t xml:space="preserve">Last modified: 2026-10-15 13:37:28 (PDT)</w:t>
       </w:r>
     </w:p>
-    <w:bookmarkStart w:id="27" w:name="sec-polynomials"/>
+    <w:bookmarkStart w:id="30" w:name="sec-polynomials"/>
     <w:p>
       <w:pPr>
         <w:pStyle w:val="Heading2"/>
@@ -1635,160 +1635,7 @@
         <w:t xml:space="preserve"> </w:t>
       </w:r>
       <w:r>
-        <w:t xml:space="preserve">The constants</w:t>
-      </w:r>
-      <w:r>
-        <w:t xml:space="preserve"> </w:t>
-      </w:r>
-      <m:oMath>
-        <m:sSub>
-          <m:e>
-            <m:r>
-              <m:t>a</m:t>
-            </m:r>
-          </m:e>
-          <m:sub>
-            <m:r>
-              <m:t>0</m:t>
-            </m:r>
-          </m:sub>
-        </m:sSub>
-        <m:r>
-          <m:rPr>
-            <m:sty m:val="p"/>
-          </m:rPr>
-          <m:t>,</m:t>
-        </m:r>
-        <m:sSub>
-          <m:e>
-            <m:r>
-              <m:t>a</m:t>
-            </m:r>
-          </m:e>
-          <m:sub>
-            <m:r>
-              <m:t>1</m:t>
-            </m:r>
-          </m:sub>
-        </m:sSub>
-        <m:r>
-          <m:rPr>
-            <m:sty m:val="p"/>
-          </m:rPr>
-          <m:t>,</m:t>
-        </m:r>
-        <m:r>
-          <m:rPr>
-            <m:sty m:val="p"/>
-          </m:rPr>
-          <m:t>…</m:t>
-        </m:r>
-        <m:r>
-          <m:rPr>
-            <m:sty m:val="p"/>
-          </m:rPr>
-          <m:t>,</m:t>
-        </m:r>
-        <m:sSub>
-          <m:e>
-            <m:r>
-              <m:t>a</m:t>
-            </m:r>
-          </m:e>
-          <m:sub>
-            <m:r>
-              <m:t>n</m:t>
-            </m:r>
-          </m:sub>
-        </m:sSub>
-      </m:oMath>
-      <w:r>
-        <w:t xml:space="preserve"> </w:t>
-      </w:r>
-      <w:r>
-        <w:t xml:space="preserve">are the</w:t>
-      </w:r>
-      <w:r>
-        <w:t xml:space="preserve"> </w:t>
-      </w:r>
-      <w:r>
-        <w:rPr>
-          <w:b/>
-          <w:bCs/>
-        </w:rPr>
-        <w:t xml:space="preserve">coefficients</w:t>
-      </w:r>
-      <w:r>
-        <w:t xml:space="preserve"> </w:t>
-      </w:r>
-      <w:r>
-        <w:t xml:space="preserve">of</w:t>
-      </w:r>
-      <w:r>
-        <w:t xml:space="preserve"> </w:t>
-      </w:r>
-      <m:oMath>
-        <m:r>
-          <m:t>f</m:t>
-        </m:r>
-      </m:oMath>
-      <w:r>
-        <w:t xml:space="preserve">,</w:t>
-      </w:r>
-      <w:r>
-        <w:t xml:space="preserve"> </w:t>
-      </w:r>
-      <w:r>
-        <w:t xml:space="preserve">with</w:t>
-      </w:r>
-      <w:r>
-        <w:t xml:space="preserve"> </w:t>
-      </w:r>
-      <m:oMath>
-        <m:sSub>
-          <m:e>
-            <m:r>
-              <m:t>a</m:t>
-            </m:r>
-          </m:e>
-          <m:sub>
-            <m:r>
-              <m:t>k</m:t>
-            </m:r>
-          </m:sub>
-        </m:sSub>
-      </m:oMath>
-      <w:r>
-        <w:t xml:space="preserve"> </w:t>
-      </w:r>
-      <w:r>
-        <w:t xml:space="preserve">the coefficient of</w:t>
-      </w:r>
-      <w:r>
-        <w:t xml:space="preserve"> </w:t>
-      </w:r>
-      <m:oMath>
-        <m:sSup>
-          <m:e>
-            <m:r>
-              <m:t>x</m:t>
-            </m:r>
-          </m:e>
-          <m:sup>
-            <m:r>
-              <m:t>k</m:t>
-            </m:r>
-          </m:sup>
-        </m:sSup>
-      </m:oMath>
-      <w:r>
-        <w:t xml:space="preserve">,</w:t>
-      </w:r>
-      <w:r>
-        <w:t xml:space="preserve"> </w:t>
-      </w:r>
-      <w:r>
-        <w:t xml:space="preserve">and the</w:t>
+        <w:t xml:space="preserve">The</w:t>
       </w:r>
       <w:r>
         <w:t xml:space="preserve"> </w:t>
@@ -2135,7 +1982,7 @@
       </w:r>
     </w:p>
     <w:bookmarkEnd w:id="16"/>
-    <w:bookmarkStart w:id="17" w:name="def-polynomial-degree"/>
+    <w:bookmarkStart w:id="17" w:name="def-polynomial-coefficient"/>
     <w:p>
       <w:pPr>
         <w:pStyle w:val="BodyText"/>
@@ -2145,7 +1992,199 @@
           <w:b/>
           <w:bCs/>
         </w:rPr>
-        <w:t xml:space="preserve">Definition 3 (Degree of a polynomial)</w:t>
+        <w:t xml:space="preserve">Definition 3 (Coefficients of a polynomial)</w:t>
+      </w:r>
+      <w:r>
+        <w:t xml:space="preserve"> </w:t>
+      </w:r>
+      <w:r>
+        <w:t xml:space="preserve">The constants</w:t>
+      </w:r>
+      <w:r>
+        <w:t xml:space="preserve"> </w:t>
+      </w:r>
+      <m:oMath>
+        <m:sSub>
+          <m:e>
+            <m:r>
+              <m:t>a</m:t>
+            </m:r>
+          </m:e>
+          <m:sub>
+            <m:r>
+              <m:t>0</m:t>
+            </m:r>
+          </m:sub>
+        </m:sSub>
+        <m:r>
+          <m:rPr>
+            <m:sty m:val="p"/>
+          </m:rPr>
+          <m:t>,</m:t>
+        </m:r>
+        <m:sSub>
+          <m:e>
+            <m:r>
+              <m:t>a</m:t>
+            </m:r>
+          </m:e>
+          <m:sub>
+            <m:r>
+              <m:t>1</m:t>
+            </m:r>
+          </m:sub>
+        </m:sSub>
+        <m:r>
+          <m:rPr>
+            <m:sty m:val="p"/>
+          </m:rPr>
+          <m:t>,</m:t>
+        </m:r>
+        <m:r>
+          <m:rPr>
+            <m:sty m:val="p"/>
+          </m:rPr>
+          <m:t>…</m:t>
+        </m:r>
+        <m:r>
+          <m:rPr>
+            <m:sty m:val="p"/>
+          </m:rPr>
+          <m:t>,</m:t>
+        </m:r>
+        <m:sSub>
+          <m:e>
+            <m:r>
+              <m:t>a</m:t>
+            </m:r>
+          </m:e>
+          <m:sub>
+            <m:r>
+              <m:t>n</m:t>
+            </m:r>
+          </m:sub>
+        </m:sSub>
+      </m:oMath>
+      <w:r>
+        <w:t xml:space="preserve"> </w:t>
+      </w:r>
+      <w:r>
+        <w:t xml:space="preserve">of a polynomial</w:t>
+      </w:r>
+      <w:r>
+        <w:t xml:space="preserve"> </w:t>
+      </w:r>
+      <m:oMath>
+        <m:r>
+          <m:t>f</m:t>
+        </m:r>
+      </m:oMath>
+      <w:r>
+        <w:t xml:space="preserve"> </w:t>
+      </w:r>
+      <w:r>
+        <w:t xml:space="preserve">(</w:t>
+      </w:r>
+      <w:hyperlink w:anchor="def-polynomial">
+        <w:r>
+          <w:rPr>
+            <w:rStyle w:val="Hyperlink"/>
+          </w:rPr>
+          <w:t xml:space="preserve">Definition 2</w:t>
+        </w:r>
+      </w:hyperlink>
+      <w:r>
+        <w:t xml:space="preserve">) are the</w:t>
+      </w:r>
+      <w:r>
+        <w:t xml:space="preserve"> </w:t>
+      </w:r>
+      <w:r>
+        <w:rPr>
+          <w:b/>
+          <w:bCs/>
+        </w:rPr>
+        <w:t xml:space="preserve">coefficients</w:t>
+      </w:r>
+      <w:r>
+        <w:t xml:space="preserve"> </w:t>
+      </w:r>
+      <w:r>
+        <w:t xml:space="preserve">of</w:t>
+      </w:r>
+      <w:r>
+        <w:t xml:space="preserve"> </w:t>
+      </w:r>
+      <m:oMath>
+        <m:r>
+          <m:t>f</m:t>
+        </m:r>
+      </m:oMath>
+      <w:r>
+        <w:t xml:space="preserve">,</w:t>
+      </w:r>
+      <w:r>
+        <w:t xml:space="preserve"> </w:t>
+      </w:r>
+      <w:r>
+        <w:t xml:space="preserve">with</w:t>
+      </w:r>
+      <w:r>
+        <w:t xml:space="preserve"> </w:t>
+      </w:r>
+      <m:oMath>
+        <m:sSub>
+          <m:e>
+            <m:r>
+              <m:t>a</m:t>
+            </m:r>
+          </m:e>
+          <m:sub>
+            <m:r>
+              <m:t>k</m:t>
+            </m:r>
+          </m:sub>
+        </m:sSub>
+      </m:oMath>
+      <w:r>
+        <w:t xml:space="preserve"> </w:t>
+      </w:r>
+      <w:r>
+        <w:t xml:space="preserve">the coefficient of</w:t>
+      </w:r>
+      <w:r>
+        <w:t xml:space="preserve"> </w:t>
+      </w:r>
+      <m:oMath>
+        <m:sSup>
+          <m:e>
+            <m:r>
+              <m:t>x</m:t>
+            </m:r>
+          </m:e>
+          <m:sup>
+            <m:r>
+              <m:t>k</m:t>
+            </m:r>
+          </m:sup>
+        </m:sSup>
+      </m:oMath>
+      <w:r>
+        <w:t xml:space="preserve">.</w:t>
+      </w:r>
+    </w:p>
+    <w:bookmarkEnd w:id="17"/>
+    <w:bookmarkStart w:id="18" w:name="def-polynomial-degree"/>
+    <w:p>
+      <w:pPr>
+        <w:pStyle w:val="BodyText"/>
+      </w:pPr>
+      <w:r>
+        <w:rPr>
+          <w:b/>
+          <w:bCs/>
+        </w:rPr>
+        <w:t xml:space="preserve">Definition 4 (Degree of a polynomial)</w:t>
       </w:r>
       <w:r>
         <w:t xml:space="preserve"> </w:t>
@@ -2357,8 +2396,8 @@
         <w:t xml:space="preserve">.</w:t>
       </w:r>
     </w:p>
-    <w:bookmarkEnd w:id="17"/>
-    <w:bookmarkStart w:id="18" w:name="exm-polynomial-degree"/>
+    <w:bookmarkEnd w:id="18"/>
+    <w:bookmarkStart w:id="19" w:name="exm-polynomial-degree"/>
     <w:p>
       <w:pPr>
         <w:pStyle w:val="BodyText"/>
@@ -2619,8 +2658,8 @@
         <w:t xml:space="preserve">.</w:t>
       </w:r>
     </w:p>
-    <w:bookmarkEnd w:id="18"/>
-    <w:bookmarkStart w:id="19" w:name="def-polynomial-leading-coefficient"/>
+    <w:bookmarkEnd w:id="19"/>
+    <w:bookmarkStart w:id="20" w:name="def-polynomial-leading-coefficient"/>
     <w:p>
       <w:pPr>
         <w:pStyle w:val="FirstParagraph"/>
@@ -2630,7 +2669,7 @@
           <w:b/>
           <w:bCs/>
         </w:rPr>
-        <w:t xml:space="preserve">Definition 4 (Leading coefficient)</w:t>
+        <w:t xml:space="preserve">Definition 5 (Leading coefficient)</w:t>
       </w:r>
       <w:r>
         <w:t xml:space="preserve"> </w:t>
@@ -2844,8 +2883,8 @@
         <w:t xml:space="preserve">.</w:t>
       </w:r>
     </w:p>
-    <w:bookmarkEnd w:id="19"/>
-    <w:bookmarkStart w:id="20" w:name="exm-leading-coefficient"/>
+    <w:bookmarkEnd w:id="20"/>
+    <w:bookmarkStart w:id="21" w:name="exm-leading-coefficient"/>
     <w:p>
       <w:pPr>
         <w:pStyle w:val="BodyText"/>
@@ -3110,8 +3149,8 @@
         <w:t xml:space="preserve">.</w:t>
       </w:r>
     </w:p>
-    <w:bookmarkEnd w:id="20"/>
-    <w:bookmarkStart w:id="21" w:name="def-quadratic-cubic"/>
+    <w:bookmarkEnd w:id="21"/>
+    <w:bookmarkStart w:id="23" w:name="def-quadratic-polynomial"/>
     <w:p>
       <w:pPr>
         <w:pStyle w:val="FirstParagraph"/>
@@ -3121,11 +3160,13 @@
           <w:b/>
           <w:bCs/>
         </w:rPr>
-        <w:t xml:space="preserve">Definition 5 (Quadratic and cubic polynomials)</w:t>
-      </w:r>
-      <w:r>
-        <w:t xml:space="preserve"> </w:t>
-      </w:r>
+        <w:t xml:space="preserve">Definition 6 (Quadratic polynomial)</w:t>
+      </w:r>
+      <w:r>
+        <w:t xml:space="preserve"> </w:t>
+      </w:r>
+      <w:bookmarkStart w:id="22" w:name="def-quadratic-cubic"/>
+      <w:bookmarkEnd w:id="22"/>
       <w:r>
         <w:t xml:space="preserve">A</w:t>
       </w:r>
@@ -3317,12 +3358,54 @@
       <w:r>
         <w:t xml:space="preserve">polynomial.</w:t>
       </w:r>
-      <w:r>
-        <w:t xml:space="preserve"> </w:t>
-      </w:r>
-      <w:r>
-        <w:t xml:space="preserve">A polynomial of degree</w:t>
-      </w:r>
+    </w:p>
+    <w:bookmarkEnd w:id="23"/>
+    <w:bookmarkStart w:id="24" w:name="def-cubic-polynomial"/>
+    <w:p>
+      <w:pPr>
+        <w:pStyle w:val="BodyText"/>
+      </w:pPr>
+      <w:r>
+        <w:rPr>
+          <w:b/>
+          <w:bCs/>
+        </w:rPr>
+        <w:t xml:space="preserve">Definition 7 (Cubic polynomial)</w:t>
+      </w:r>
+      <w:r>
+        <w:t xml:space="preserve"> </w:t>
+      </w:r>
+      <w:r>
+        <w:t xml:space="preserve">A</w:t>
+      </w:r>
+      <w:r>
+        <w:t xml:space="preserve"> </w:t>
+      </w:r>
+      <w:hyperlink w:anchor="def-polynomial">
+        <w:r>
+          <w:rPr>
+            <w:rStyle w:val="Hyperlink"/>
+          </w:rPr>
+          <w:t xml:space="preserve">polynomial</w:t>
+        </w:r>
+      </w:hyperlink>
+      <w:r>
+        <w:t xml:space="preserve"> </w:t>
+      </w:r>
+      <w:r>
+        <w:t xml:space="preserve">of</w:t>
+      </w:r>
+      <w:r>
+        <w:t xml:space="preserve"> </w:t>
+      </w:r>
+      <w:hyperlink w:anchor="def-polynomial-degree">
+        <w:r>
+          <w:rPr>
+            <w:rStyle w:val="Hyperlink"/>
+          </w:rPr>
+          <w:t xml:space="preserve">degree</w:t>
+        </w:r>
+      </w:hyperlink>
       <w:r>
         <w:t xml:space="preserve"> </w:t>
       </w:r>
@@ -3354,8 +3437,8 @@
         <w:t xml:space="preserve">polynomial.</w:t>
       </w:r>
     </w:p>
-    <w:bookmarkEnd w:id="21"/>
-    <w:bookmarkStart w:id="23" w:name="exm-quadratic-cubic"/>
+    <w:bookmarkEnd w:id="24"/>
+    <w:bookmarkStart w:id="26" w:name="exm-quadratic-cubic"/>
     <w:p>
       <w:pPr>
         <w:pStyle w:val="BodyText"/>
@@ -3513,7 +3596,7 @@
       <w:r>
         <w:t xml:space="preserve"> </w:t>
       </w:r>
-      <w:hyperlink r:id="rId22">
+      <w:hyperlink r:id="rId25">
         <w:r>
           <w:rPr>
             <w:rStyle w:val="Hyperlink"/>
@@ -3701,8 +3784,8 @@
         <w:t xml:space="preserve">.</w:t>
       </w:r>
     </w:p>
-    <w:bookmarkEnd w:id="23"/>
-    <w:bookmarkStart w:id="25" w:name="def-parabola"/>
+    <w:bookmarkEnd w:id="26"/>
+    <w:bookmarkStart w:id="28" w:name="def-parabola"/>
     <w:p>
       <w:pPr>
         <w:pStyle w:val="FirstParagraph"/>
@@ -3712,7 +3795,7 @@
           <w:b/>
           <w:bCs/>
         </w:rPr>
-        <w:t xml:space="preserve">Definition 6 (Parabola)</w:t>
+        <w:t xml:space="preserve">Definition 8 (Parabola)</w:t>
       </w:r>
       <w:r>
         <w:t xml:space="preserve"> </w:t>
@@ -3739,7 +3822,7 @@
       <w:r>
         <w:t xml:space="preserve"> </w:t>
       </w:r>
-      <w:hyperlink r:id="rId24">
+      <w:hyperlink r:id="rId27">
         <w:r>
           <w:rPr>
             <w:rStyle w:val="Hyperlink"/>
@@ -3753,20 +3836,20 @@
       <w:r>
         <w:t xml:space="preserve">of a quadratic polynomial (</w:t>
       </w:r>
-      <w:hyperlink w:anchor="def-quadratic-cubic">
+      <w:hyperlink w:anchor="def-quadratic-polynomial">
         <w:r>
           <w:rPr>
             <w:rStyle w:val="Hyperlink"/>
           </w:rPr>
-          <w:t xml:space="preserve">Definition 5</w:t>
+          <w:t xml:space="preserve">Definition 6</w:t>
         </w:r>
       </w:hyperlink>
       <w:r>
         <w:t xml:space="preserve">).</w:t>
       </w:r>
     </w:p>
-    <w:bookmarkEnd w:id="25"/>
-    <w:bookmarkStart w:id="26" w:name="exm-parabola"/>
+    <w:bookmarkEnd w:id="28"/>
+    <w:bookmarkStart w:id="29" w:name="exm-parabola"/>
     <w:p>
       <w:pPr>
         <w:pStyle w:val="BodyText"/>
@@ -4061,9 +4144,9 @@
         <w:t xml:space="preserve">.</w:t>
       </w:r>
     </w:p>
-    <w:bookmarkEnd w:id="26"/>
-    <w:bookmarkEnd w:id="27"/>
-    <w:bookmarkStart w:id="35" w:name="sec-affine-linear-functions"/>
+    <w:bookmarkEnd w:id="29"/>
+    <w:bookmarkEnd w:id="30"/>
+    <w:bookmarkStart w:id="40" w:name="sec-affine-linear-functions"/>
     <w:p>
       <w:pPr>
         <w:pStyle w:val="Heading2"/>
@@ -4072,7 +4155,7 @@
         <w:t xml:space="preserve">2 Affine and linear functions of one variable</w:t>
       </w:r>
     </w:p>
-    <w:bookmarkStart w:id="28" w:name="def-affine-function"/>
+    <w:bookmarkStart w:id="31" w:name="def-affine-function"/>
     <w:p>
       <w:pPr>
         <w:pStyle w:val="FirstParagraph"/>
@@ -4082,7 +4165,7 @@
           <w:b/>
           <w:bCs/>
         </w:rPr>
-        <w:t xml:space="preserve">Definition 7 (Affine function of one variable)</w:t>
+        <w:t xml:space="preserve">Definition 9 (Affine function of one variable)</w:t>
       </w:r>
       <w:r>
         <w:t xml:space="preserve"> </w:t>
@@ -4263,12 +4346,99 @@
         </m:oMath>
       </m:oMathPara>
     </w:p>
+    <w:bookmarkEnd w:id="31"/>
+    <w:bookmarkStart w:id="32" w:name="def-slope"/>
     <w:p>
       <w:pPr>
         <w:pStyle w:val="FirstParagraph"/>
       </w:pPr>
       <w:r>
-        <w:t xml:space="preserve">In this formula,</w:t>
+        <w:rPr>
+          <w:b/>
+          <w:bCs/>
+        </w:rPr>
+        <w:t xml:space="preserve">Definition 10 (Slope)</w:t>
+      </w:r>
+      <w:r>
+        <w:t xml:space="preserve"> </w:t>
+      </w:r>
+      <w:r>
+        <w:t xml:space="preserve">In the formula</w:t>
+      </w:r>
+      <w:r>
+        <w:t xml:space="preserve"> </w:t>
+      </w:r>
+      <m:oMath>
+        <m:r>
+          <m:t>f</m:t>
+        </m:r>
+        <m:r>
+          <m:rPr>
+            <m:sty m:val="p"/>
+          </m:rPr>
+          <m:t>(</m:t>
+        </m:r>
+        <m:r>
+          <m:t>x</m:t>
+        </m:r>
+        <m:r>
+          <m:rPr>
+            <m:sty m:val="p"/>
+          </m:rPr>
+          <m:t>)</m:t>
+        </m:r>
+        <m:r>
+          <m:rPr>
+            <m:sty m:val="p"/>
+          </m:rPr>
+          <m:t>=</m:t>
+        </m:r>
+        <m:r>
+          <m:t>m</m:t>
+        </m:r>
+        <m:r>
+          <m:t>x</m:t>
+        </m:r>
+        <m:r>
+          <m:rPr>
+            <m:sty m:val="p"/>
+          </m:rPr>
+          <m:t>+</m:t>
+        </m:r>
+        <m:r>
+          <m:t>b</m:t>
+        </m:r>
+      </m:oMath>
+      <w:r>
+        <w:t xml:space="preserve"> </w:t>
+      </w:r>
+      <w:r>
+        <w:t xml:space="preserve">for an affine function</w:t>
+      </w:r>
+      <w:r>
+        <w:t xml:space="preserve"> </w:t>
+      </w:r>
+      <m:oMath>
+        <m:r>
+          <m:t>f</m:t>
+        </m:r>
+      </m:oMath>
+      <w:r>
+        <w:t xml:space="preserve"> </w:t>
+      </w:r>
+      <w:r>
+        <w:t xml:space="preserve">(</w:t>
+      </w:r>
+      <w:hyperlink w:anchor="def-affine-function">
+        <w:r>
+          <w:rPr>
+            <w:rStyle w:val="Hyperlink"/>
+          </w:rPr>
+          <w:t xml:space="preserve">Definition 9</w:t>
+        </w:r>
+      </w:hyperlink>
+      <w:r>
+        <w:t xml:space="preserve">),</w:t>
       </w:r>
       <w:r>
         <w:t xml:space="preserve"> </w:t>
@@ -4309,15 +4479,68 @@
         </m:r>
       </m:oMath>
       <w:r>
-        <w:t xml:space="preserve"> </w:t>
-      </w:r>
-      <w:r>
-        <w:t xml:space="preserve">and</w:t>
-      </w:r>
-      <w:r>
-        <w:t xml:space="preserve"> </w:t>
-      </w:r>
-      <m:oMath>
+        <w:t xml:space="preserve">.</w:t>
+      </w:r>
+    </w:p>
+    <w:bookmarkEnd w:id="32"/>
+    <w:bookmarkStart w:id="33" w:name="def-intercept"/>
+    <w:p>
+      <w:pPr>
+        <w:pStyle w:val="BodyText"/>
+      </w:pPr>
+      <w:r>
+        <w:rPr>
+          <w:b/>
+          <w:bCs/>
+        </w:rPr>
+        <w:t xml:space="preserve">Definition 11 (Intercept)</w:t>
+      </w:r>
+      <w:r>
+        <w:t xml:space="preserve"> </w:t>
+      </w:r>
+      <w:r>
+        <w:t xml:space="preserve">In the formula</w:t>
+      </w:r>
+      <w:r>
+        <w:t xml:space="preserve"> </w:t>
+      </w:r>
+      <m:oMath>
+        <m:r>
+          <m:t>f</m:t>
+        </m:r>
+        <m:r>
+          <m:rPr>
+            <m:sty m:val="p"/>
+          </m:rPr>
+          <m:t>(</m:t>
+        </m:r>
+        <m:r>
+          <m:t>x</m:t>
+        </m:r>
+        <m:r>
+          <m:rPr>
+            <m:sty m:val="p"/>
+          </m:rPr>
+          <m:t>)</m:t>
+        </m:r>
+        <m:r>
+          <m:rPr>
+            <m:sty m:val="p"/>
+          </m:rPr>
+          <m:t>=</m:t>
+        </m:r>
+        <m:r>
+          <m:t>m</m:t>
+        </m:r>
+        <m:r>
+          <m:t>x</m:t>
+        </m:r>
+        <m:r>
+          <m:rPr>
+            <m:sty m:val="p"/>
+          </m:rPr>
+          <m:t>+</m:t>
+        </m:r>
         <m:r>
           <m:t>b</m:t>
         </m:r>
@@ -4326,7 +4549,46 @@
         <w:t xml:space="preserve"> </w:t>
       </w:r>
       <w:r>
-        <w:t xml:space="preserve">its</w:t>
+        <w:t xml:space="preserve">for an affine function</w:t>
+      </w:r>
+      <w:r>
+        <w:t xml:space="preserve"> </w:t>
+      </w:r>
+      <m:oMath>
+        <m:r>
+          <m:t>f</m:t>
+        </m:r>
+      </m:oMath>
+      <w:r>
+        <w:t xml:space="preserve"> </w:t>
+      </w:r>
+      <w:r>
+        <w:t xml:space="preserve">(</w:t>
+      </w:r>
+      <w:hyperlink w:anchor="def-affine-function">
+        <w:r>
+          <w:rPr>
+            <w:rStyle w:val="Hyperlink"/>
+          </w:rPr>
+          <w:t xml:space="preserve">Definition 9</w:t>
+        </w:r>
+      </w:hyperlink>
+      <w:r>
+        <w:t xml:space="preserve">),</w:t>
+      </w:r>
+      <w:r>
+        <w:t xml:space="preserve"> </w:t>
+      </w:r>
+      <m:oMath>
+        <m:r>
+          <m:t>b</m:t>
+        </m:r>
+      </m:oMath>
+      <w:r>
+        <w:t xml:space="preserve"> </w:t>
+      </w:r>
+      <w:r>
+        <w:t xml:space="preserve">is called the</w:t>
       </w:r>
       <w:r>
         <w:t xml:space="preserve"> </w:t>
@@ -4339,11 +4601,25 @@
         <w:t xml:space="preserve">intercept</w:t>
       </w:r>
       <w:r>
+        <w:t xml:space="preserve"> </w:t>
+      </w:r>
+      <w:r>
+        <w:t xml:space="preserve">of</w:t>
+      </w:r>
+      <w:r>
+        <w:t xml:space="preserve"> </w:t>
+      </w:r>
+      <m:oMath>
+        <m:r>
+          <m:t>f</m:t>
+        </m:r>
+      </m:oMath>
+      <w:r>
         <w:t xml:space="preserve">.</w:t>
       </w:r>
     </w:p>
-    <w:bookmarkEnd w:id="28"/>
-    <w:bookmarkStart w:id="29" w:name="def-linear-function"/>
+    <w:bookmarkEnd w:id="33"/>
+    <w:bookmarkStart w:id="34" w:name="def-linear-function"/>
     <w:p>
       <w:pPr>
         <w:pStyle w:val="BodyText"/>
@@ -4353,7 +4629,7 @@
           <w:b/>
           <w:bCs/>
         </w:rPr>
-        <w:t xml:space="preserve">Definition 8 (Linear function of one variable)</w:t>
+        <w:t xml:space="preserve">Definition 12 (Linear function of one variable)</w:t>
       </w:r>
       <w:r>
         <w:t xml:space="preserve"> </w:t>
@@ -4422,7 +4698,7 @@
           <w:rPr>
             <w:rStyle w:val="Hyperlink"/>
           </w:rPr>
-          <w:t xml:space="preserve">Definition 7</w:t>
+          <w:t xml:space="preserve">Definition 9</w:t>
         </w:r>
       </w:hyperlink>
       <w:r>
@@ -4528,8 +4804,8 @@
         </m:oMath>
       </m:oMathPara>
     </w:p>
-    <w:bookmarkEnd w:id="29"/>
-    <w:bookmarkStart w:id="30" w:name="thm-affine-function-props"/>
+    <w:bookmarkEnd w:id="34"/>
+    <w:bookmarkStart w:id="35" w:name="thm-affine-function-props"/>
     <w:p>
       <w:pPr>
         <w:pStyle w:val="FirstParagraph"/>
@@ -4602,7 +4878,7 @@
           <w:rPr>
             <w:rStyle w:val="Hyperlink"/>
           </w:rPr>
-          <w:t xml:space="preserve">Definition 7</w:t>
+          <w:t xml:space="preserve">Definition 9</w:t>
         </w:r>
       </w:hyperlink>
       <w:r>
@@ -5041,7 +5317,7 @@
         <w:t xml:space="preserve">.</w:t>
       </w:r>
     </w:p>
-    <w:bookmarkEnd w:id="30"/>
+    <w:bookmarkEnd w:id="35"/>
     <w:p>
       <w:pPr>
         <w:pStyle w:val="FirstParagraph"/>
@@ -5141,7 +5417,7 @@
                   <m:nor/>
                   <m:sty m:val="p"/>
                 </m:rPr>
-                <m:t>Definition 7</m:t>
+                <m:t>Definition 9</m:t>
               </m:r>
               <m:r>
                 <m:rPr>
@@ -5496,7 +5772,7 @@
                   <m:nor/>
                   <m:sty m:val="p"/>
                 </m:rPr>
-                <m:t>Definition 7</m:t>
+                <m:t>Definition 9</m:t>
               </m:r>
               <m:r>
                 <m:rPr>
@@ -7217,7 +7493,7 @@
         </m:oMath>
       </m:oMathPara>
     </w:p>
-    <w:bookmarkStart w:id="31" w:name="exm-affine-function"/>
+    <w:bookmarkStart w:id="36" w:name="exm-affine-function"/>
     <w:p>
       <w:pPr>
         <w:pStyle w:val="FirstParagraph"/>
@@ -7659,8 +7935,8 @@
         <w:t xml:space="preserve">.</w:t>
       </w:r>
     </w:p>
-    <w:bookmarkEnd w:id="31"/>
-    <w:bookmarkStart w:id="34" w:name="rem-linear-function-terminology"/>
+    <w:bookmarkEnd w:id="36"/>
+    <w:bookmarkStart w:id="39" w:name="rem-linear-function-terminology"/>
     <w:p>
       <w:pPr>
         <w:pStyle w:val="BodyText"/>
@@ -7835,7 +8111,7 @@
       <w:r>
         <w:t xml:space="preserve"> </w:t>
       </w:r>
-      <w:hyperlink r:id="rId32">
+      <w:hyperlink r:id="rId37">
         <w:r>
           <w:rPr>
             <w:rStyle w:val="Hyperlink"/>
@@ -7877,7 +8153,7 @@
       <w:r>
         <w:t xml:space="preserve">(</w:t>
       </w:r>
-      <w:hyperlink r:id="rId33">
+      <w:hyperlink r:id="rId38">
         <w:r>
           <w:rPr>
             <w:rStyle w:val="Hyperlink"/>
@@ -7889,9 +8165,9 @@
         <w:t xml:space="preserve">).</w:t>
       </w:r>
     </w:p>
-    <w:bookmarkEnd w:id="34"/>
-    <w:bookmarkEnd w:id="35"/>
-    <w:bookmarkStart w:id="40" w:name="sec-sequence-limits"/>
+    <w:bookmarkEnd w:id="39"/>
+    <w:bookmarkEnd w:id="40"/>
+    <w:bookmarkStart w:id="49" w:name="sec-sequence-limits"/>
     <w:p>
       <w:pPr>
         <w:pStyle w:val="Heading2"/>
@@ -7900,7 +8176,7 @@
         <w:t xml:space="preserve">3 Limits of sequences</w:t>
       </w:r>
     </w:p>
-    <w:bookmarkStart w:id="37" w:name="def-sequence-limit"/>
+    <w:bookmarkStart w:id="42" w:name="def-sequence-limit"/>
     <w:p>
       <w:pPr>
         <w:pStyle w:val="FirstParagraph"/>
@@ -7910,18 +8186,48 @@
           <w:b/>
           <w:bCs/>
         </w:rPr>
-        <w:t xml:space="preserve">Definition 9 (Limit of a sequence)</w:t>
-      </w:r>
-      <w:r>
-        <w:t xml:space="preserve"> </w:t>
-      </w:r>
-      <w:r>
-        <w:t xml:space="preserve">A</w:t>
-      </w:r>
-      <w:r>
-        <w:t xml:space="preserve"> </w:t>
-      </w:r>
-      <w:hyperlink r:id="rId36">
+        <w:t xml:space="preserve">Definition 13 (Limit of a sequence)</w:t>
+      </w:r>
+      <w:r>
+        <w:t xml:space="preserve"> </w:t>
+      </w:r>
+      <w:r>
+        <w:t xml:space="preserve">A real number</w:t>
+      </w:r>
+      <w:r>
+        <w:t xml:space="preserve"> </w:t>
+      </w:r>
+      <m:oMath>
+        <m:r>
+          <m:t>L</m:t>
+        </m:r>
+      </m:oMath>
+      <w:r>
+        <w:t xml:space="preserve"> </w:t>
+      </w:r>
+      <w:r>
+        <w:t xml:space="preserve">is the</w:t>
+      </w:r>
+      <w:r>
+        <w:t xml:space="preserve"> </w:t>
+      </w:r>
+      <w:r>
+        <w:rPr>
+          <w:b/>
+          <w:bCs/>
+        </w:rPr>
+        <w:t xml:space="preserve">limit</w:t>
+      </w:r>
+      <w:r>
+        <w:t xml:space="preserve"> </w:t>
+      </w:r>
+      <w:r>
+        <w:t xml:space="preserve">of a</w:t>
+      </w:r>
+      <w:r>
+        <w:t xml:space="preserve"> </w:t>
+      </w:r>
+      <w:hyperlink r:id="rId41">
         <w:r>
           <w:rPr>
             <w:rStyle w:val="Hyperlink"/>
@@ -7962,34 +8268,7 @@
         <w:t xml:space="preserve"> </w:t>
       </w:r>
       <w:r>
-        <w:t xml:space="preserve">of real numbers</w:t>
-      </w:r>
-      <w:r>
-        <w:t xml:space="preserve"> </w:t>
-      </w:r>
-      <w:r>
-        <w:rPr>
-          <w:b/>
-          <w:bCs/>
-        </w:rPr>
-        <w:t xml:space="preserve">converges</w:t>
-      </w:r>
-      <w:r>
-        <w:t xml:space="preserve"> </w:t>
-      </w:r>
-      <w:r>
-        <w:t xml:space="preserve">to a real number</w:t>
-      </w:r>
-      <w:r>
-        <w:t xml:space="preserve"> </w:t>
-      </w:r>
-      <m:oMath>
-        <m:r>
-          <m:t>L</m:t>
-        </m:r>
-      </m:oMath>
-      <w:r>
-        <w:t xml:space="preserve">,</w:t>
+        <w:t xml:space="preserve">of real numbers,</w:t>
       </w:r>
       <w:r>
         <w:t xml:space="preserve"> </w:t>
@@ -8215,110 +8494,22 @@
         </m:oMath>
       </m:oMathPara>
     </w:p>
+    <w:bookmarkEnd w:id="42"/>
+    <w:bookmarkStart w:id="43" w:name="exm-sequence-limit"/>
     <w:p>
       <w:pPr>
         <w:pStyle w:val="FirstParagraph"/>
       </w:pPr>
       <w:r>
-        <w:t xml:space="preserve">Then</w:t>
-      </w:r>
-      <w:r>
-        <w:t xml:space="preserve"> </w:t>
-      </w:r>
-      <m:oMath>
-        <m:r>
-          <m:t>L</m:t>
-        </m:r>
-      </m:oMath>
-      <w:r>
-        <w:t xml:space="preserve"> </w:t>
-      </w:r>
-      <w:r>
-        <w:t xml:space="preserve">is the</w:t>
-      </w:r>
-      <w:r>
-        <w:t xml:space="preserve"> </w:t>
-      </w:r>
-      <w:r>
         <w:rPr>
           <w:b/>
           <w:bCs/>
         </w:rPr>
-        <w:t xml:space="preserve">limit</w:t>
-      </w:r>
-      <w:r>
-        <w:t xml:space="preserve"> </w:t>
-      </w:r>
-      <w:r>
-        <w:t xml:space="preserve">of the sequence.</w:t>
-      </w:r>
-      <w:r>
-        <w:t xml:space="preserve"> </w:t>
-      </w:r>
-      <w:r>
-        <w:t xml:space="preserve">A sequence that converges to some real number is</w:t>
-      </w:r>
-      <w:r>
-        <w:t xml:space="preserve"> </w:t>
-      </w:r>
-      <w:r>
-        <w:rPr>
-          <w:b/>
-          <w:bCs/>
-        </w:rPr>
-        <w:t xml:space="preserve">convergent</w:t>
-      </w:r>
-      <w:r>
-        <w:t xml:space="preserve">,</w:t>
-      </w:r>
-      <w:r>
-        <w:t xml:space="preserve"> </w:t>
-      </w:r>
-      <w:r>
-        <w:t xml:space="preserve">and a sequence that does not converge to any real number</w:t>
-      </w:r>
-      <w:r>
-        <w:t xml:space="preserve"> </w:t>
-      </w:r>
-      <w:r>
-        <w:rPr>
-          <w:b/>
-          <w:bCs/>
-        </w:rPr>
-        <w:t xml:space="preserve">diverges</w:t>
-      </w:r>
-      <w:r>
-        <w:t xml:space="preserve">.</w:t>
-      </w:r>
-    </w:p>
-    <w:bookmarkEnd w:id="37"/>
-    <w:bookmarkStart w:id="38" w:name="exm-sequence-limit"/>
-    <w:p>
-      <w:pPr>
-        <w:pStyle w:val="BodyText"/>
-      </w:pPr>
-      <w:r>
-        <w:rPr>
-          <w:b/>
-          <w:bCs/>
-        </w:rPr>
-        <w:t xml:space="preserve">Example 7 (A convergent sequence and a divergent one)</w:t>
-      </w:r>
-      <w:r>
-        <w:t xml:space="preserve"> </w:t>
-      </w:r>
-      <w:r>
-        <w:t xml:space="preserve"> </w:t>
-      </w:r>
-    </w:p>
-    <w:p>
-      <w:pPr>
-        <w:pStyle w:val="Compact"/>
-        <w:numPr>
-          <w:ilvl w:val="0"/>
-          <w:numId w:val="1008"/>
-        </w:numPr>
-      </w:pPr>
+        <w:t xml:space="preserve">Example 7 (The limit of a sequence)</w:t>
+      </w:r>
+      <w:r>
+        <w:t xml:space="preserve"> </w:t>
+      </w:r>
       <m:oMath>
         <m:sSub>
           <m:e>
@@ -8358,7 +8549,7 @@
         <w:t xml:space="preserve"> </w:t>
       </w:r>
       <w:r>
-        <w:t xml:space="preserve">converges to</w:t>
+        <w:t xml:space="preserve">has limit</w:t>
       </w:r>
       <w:r>
         <w:t xml:space="preserve"> </w:t>
@@ -8688,14 +8879,358 @@
         <w:t xml:space="preserve">.</w:t>
       </w:r>
     </w:p>
+    <w:bookmarkEnd w:id="43"/>
+    <w:bookmarkStart w:id="44" w:name="def-convergent-sequence"/>
     <w:p>
       <w:pPr>
-        <w:pStyle w:val="Compact"/>
-        <w:numPr>
-          <w:ilvl w:val="0"/>
-          <w:numId w:val="1008"/>
-        </w:numPr>
+        <w:pStyle w:val="BodyText"/>
       </w:pPr>
+      <w:r>
+        <w:rPr>
+          <w:b/>
+          <w:bCs/>
+        </w:rPr>
+        <w:t xml:space="preserve">Definition 14 (Convergent sequence (converges))</w:t>
+      </w:r>
+      <w:r>
+        <w:t xml:space="preserve"> </w:t>
+      </w:r>
+      <w:r>
+        <w:t xml:space="preserve">A sequence</w:t>
+      </w:r>
+      <w:r>
+        <w:t xml:space="preserve"> </w:t>
+      </w:r>
+      <m:oMath>
+        <m:r>
+          <m:rPr>
+            <m:sty m:val="p"/>
+          </m:rPr>
+          <m:t>(</m:t>
+        </m:r>
+        <m:sSub>
+          <m:e>
+            <m:r>
+              <m:t>a</m:t>
+            </m:r>
+          </m:e>
+          <m:sub>
+            <m:r>
+              <m:t>n</m:t>
+            </m:r>
+          </m:sub>
+        </m:sSub>
+        <m:r>
+          <m:rPr>
+            <m:sty m:val="p"/>
+          </m:rPr>
+          <m:t>)</m:t>
+        </m:r>
+      </m:oMath>
+      <w:r>
+        <w:t xml:space="preserve"> </w:t>
+      </w:r>
+      <w:r>
+        <w:t xml:space="preserve">of real numbers</w:t>
+      </w:r>
+      <w:r>
+        <w:t xml:space="preserve"> </w:t>
+      </w:r>
+      <w:r>
+        <w:rPr>
+          <w:b/>
+          <w:bCs/>
+        </w:rPr>
+        <w:t xml:space="preserve">converges</w:t>
+      </w:r>
+      <w:r>
+        <w:t xml:space="preserve"> </w:t>
+      </w:r>
+      <w:r>
+        <w:t xml:space="preserve">to a real number</w:t>
+      </w:r>
+      <w:r>
+        <w:t xml:space="preserve"> </w:t>
+      </w:r>
+      <m:oMath>
+        <m:r>
+          <m:t>L</m:t>
+        </m:r>
+      </m:oMath>
+      <w:r>
+        <w:t xml:space="preserve"> </w:t>
+      </w:r>
+      <w:r>
+        <w:t xml:space="preserve">if</w:t>
+      </w:r>
+      <w:r>
+        <w:t xml:space="preserve"> </w:t>
+      </w:r>
+      <m:oMath>
+        <m:r>
+          <m:t>L</m:t>
+        </m:r>
+      </m:oMath>
+      <w:r>
+        <w:t xml:space="preserve"> </w:t>
+      </w:r>
+      <w:r>
+        <w:t xml:space="preserve">is its limit (</w:t>
+      </w:r>
+      <w:hyperlink w:anchor="def-sequence-limit">
+        <w:r>
+          <w:rPr>
+            <w:rStyle w:val="Hyperlink"/>
+          </w:rPr>
+          <w:t xml:space="preserve">Definition 13</w:t>
+        </w:r>
+      </w:hyperlink>
+      <w:r>
+        <w:t xml:space="preserve">).</w:t>
+      </w:r>
+      <w:r>
+        <w:t xml:space="preserve"> </w:t>
+      </w:r>
+      <w:r>
+        <w:t xml:space="preserve">A sequence that converges to some real number is</w:t>
+      </w:r>
+      <w:r>
+        <w:t xml:space="preserve"> </w:t>
+      </w:r>
+      <w:r>
+        <w:rPr>
+          <w:b/>
+          <w:bCs/>
+        </w:rPr>
+        <w:t xml:space="preserve">convergent</w:t>
+      </w:r>
+      <w:r>
+        <w:t xml:space="preserve">.</w:t>
+      </w:r>
+    </w:p>
+    <w:bookmarkEnd w:id="44"/>
+    <w:bookmarkStart w:id="45" w:name="exm-convergent-sequence"/>
+    <w:p>
+      <w:pPr>
+        <w:pStyle w:val="BodyText"/>
+      </w:pPr>
+      <w:r>
+        <w:rPr>
+          <w:b/>
+          <w:bCs/>
+        </w:rPr>
+        <w:t xml:space="preserve">Example 8 (A convergent sequence)</w:t>
+      </w:r>
+      <w:r>
+        <w:t xml:space="preserve"> </w:t>
+      </w:r>
+      <m:oMath>
+        <m:sSub>
+          <m:e>
+            <m:r>
+              <m:t>a</m:t>
+            </m:r>
+          </m:e>
+          <m:sub>
+            <m:r>
+              <m:t>n</m:t>
+            </m:r>
+          </m:sub>
+        </m:sSub>
+        <m:r>
+          <m:rPr>
+            <m:sty m:val="p"/>
+          </m:rPr>
+          <m:t>=</m:t>
+        </m:r>
+        <m:f>
+          <m:fPr>
+            <m:type m:val="bar"/>
+          </m:fPr>
+          <m:num>
+            <m:r>
+              <m:t>1</m:t>
+            </m:r>
+          </m:num>
+          <m:den>
+            <m:r>
+              <m:t>n</m:t>
+            </m:r>
+          </m:den>
+        </m:f>
+      </m:oMath>
+      <w:r>
+        <w:t xml:space="preserve"> </w:t>
+      </w:r>
+      <w:r>
+        <w:t xml:space="preserve">converges to</w:t>
+      </w:r>
+      <w:r>
+        <w:t xml:space="preserve"> </w:t>
+      </w:r>
+      <m:oMath>
+        <m:r>
+          <m:t>0</m:t>
+        </m:r>
+      </m:oMath>
+      <w:r>
+        <w:t xml:space="preserve">, because</w:t>
+      </w:r>
+      <w:r>
+        <w:t xml:space="preserve"> </w:t>
+      </w:r>
+      <m:oMath>
+        <m:r>
+          <m:t>0</m:t>
+        </m:r>
+      </m:oMath>
+      <w:r>
+        <w:t xml:space="preserve"> </w:t>
+      </w:r>
+      <w:r>
+        <w:t xml:space="preserve">is its limit (</w:t>
+      </w:r>
+      <w:hyperlink w:anchor="exm-sequence-limit">
+        <w:r>
+          <w:rPr>
+            <w:rStyle w:val="Hyperlink"/>
+          </w:rPr>
+          <w:t xml:space="preserve">Example 7</w:t>
+        </w:r>
+      </w:hyperlink>
+      <w:r>
+        <w:t xml:space="preserve">),</w:t>
+      </w:r>
+      <w:r>
+        <w:t xml:space="preserve"> </w:t>
+      </w:r>
+      <w:r>
+        <w:t xml:space="preserve">so</w:t>
+      </w:r>
+      <w:r>
+        <w:t xml:space="preserve"> </w:t>
+      </w:r>
+      <m:oMath>
+        <m:sSub>
+          <m:e>
+            <m:r>
+              <m:t>a</m:t>
+            </m:r>
+          </m:e>
+          <m:sub>
+            <m:r>
+              <m:t>n</m:t>
+            </m:r>
+          </m:sub>
+        </m:sSub>
+        <m:r>
+          <m:rPr>
+            <m:sty m:val="p"/>
+          </m:rPr>
+          <m:t>=</m:t>
+        </m:r>
+        <m:f>
+          <m:fPr>
+            <m:type m:val="bar"/>
+          </m:fPr>
+          <m:num>
+            <m:r>
+              <m:t>1</m:t>
+            </m:r>
+          </m:num>
+          <m:den>
+            <m:r>
+              <m:t>n</m:t>
+            </m:r>
+          </m:den>
+        </m:f>
+      </m:oMath>
+      <w:r>
+        <w:t xml:space="preserve"> </w:t>
+      </w:r>
+      <w:r>
+        <w:t xml:space="preserve">is convergent.</w:t>
+      </w:r>
+    </w:p>
+    <w:bookmarkEnd w:id="45"/>
+    <w:bookmarkStart w:id="46" w:name="def-divergent-sequence"/>
+    <w:p>
+      <w:pPr>
+        <w:pStyle w:val="BodyText"/>
+      </w:pPr>
+      <w:r>
+        <w:rPr>
+          <w:b/>
+          <w:bCs/>
+        </w:rPr>
+        <w:t xml:space="preserve">Definition 15 (Divergent sequence (diverges))</w:t>
+      </w:r>
+      <w:r>
+        <w:t xml:space="preserve"> </w:t>
+      </w:r>
+      <w:r>
+        <w:t xml:space="preserve">A sequence that does not converge (</w:t>
+      </w:r>
+      <w:hyperlink w:anchor="def-convergent-sequence">
+        <w:r>
+          <w:rPr>
+            <w:rStyle w:val="Hyperlink"/>
+          </w:rPr>
+          <w:t xml:space="preserve">Definition 14</w:t>
+        </w:r>
+      </w:hyperlink>
+      <w:r>
+        <w:t xml:space="preserve">) to any real number</w:t>
+      </w:r>
+      <w:r>
+        <w:t xml:space="preserve"> </w:t>
+      </w:r>
+      <w:r>
+        <w:rPr>
+          <w:b/>
+          <w:bCs/>
+        </w:rPr>
+        <w:t xml:space="preserve">diverges</w:t>
+      </w:r>
+      <w:r>
+        <w:t xml:space="preserve">,</w:t>
+      </w:r>
+      <w:r>
+        <w:t xml:space="preserve"> </w:t>
+      </w:r>
+      <w:r>
+        <w:t xml:space="preserve">and a sequence that diverges is</w:t>
+      </w:r>
+      <w:r>
+        <w:t xml:space="preserve"> </w:t>
+      </w:r>
+      <w:r>
+        <w:rPr>
+          <w:b/>
+          <w:bCs/>
+        </w:rPr>
+        <w:t xml:space="preserve">divergent</w:t>
+      </w:r>
+      <w:r>
+        <w:t xml:space="preserve">.</w:t>
+      </w:r>
+    </w:p>
+    <w:bookmarkEnd w:id="46"/>
+    <w:bookmarkStart w:id="47" w:name="exm-divergent-sequence"/>
+    <w:p>
+      <w:pPr>
+        <w:pStyle w:val="BodyText"/>
+      </w:pPr>
+      <w:r>
+        <w:rPr>
+          <w:b/>
+          <w:bCs/>
+        </w:rPr>
+        <w:t xml:space="preserve">Example 9 (A divergent sequence)</w:t>
+      </w:r>
+      <w:r>
+        <w:t xml:space="preserve"> </w:t>
+      </w:r>
       <m:oMath>
         <m:sSub>
           <m:e>
@@ -9089,18 +9624,18 @@
         <w:t xml:space="preserve">.</w:t>
       </w:r>
     </w:p>
-    <w:bookmarkEnd w:id="38"/>
-    <w:bookmarkStart w:id="39" w:name="def-diverges-to-infinity"/>
+    <w:bookmarkEnd w:id="47"/>
+    <w:bookmarkStart w:id="48" w:name="def-diverges-to-infinity"/>
     <w:p>
       <w:pPr>
-        <w:pStyle w:val="FirstParagraph"/>
+        <w:pStyle w:val="BodyText"/>
       </w:pPr>
       <w:r>
         <w:rPr>
           <w:b/>
           <w:bCs/>
         </w:rPr>
-        <w:t xml:space="preserve">Definition 10 (Divergence of a sequence to infinity)</w:t>
+        <w:t xml:space="preserve">Definition 16 (Divergence of a sequence to infinity)</w:t>
       </w:r>
       <w:r>
         <w:t xml:space="preserve"> </w:t>
@@ -9111,7 +9646,7 @@
       <w:r>
         <w:t xml:space="preserve"> </w:t>
       </w:r>
-      <w:hyperlink r:id="rId36">
+      <w:hyperlink r:id="rId41">
         <w:r>
           <w:rPr>
             <w:rStyle w:val="Hyperlink"/>
@@ -9328,9 +9863,9 @@
         <w:t xml:space="preserve">.</w:t>
       </w:r>
     </w:p>
-    <w:bookmarkEnd w:id="39"/>
-    <w:bookmarkEnd w:id="40"/>
-    <w:bookmarkStart w:id="94" w:name="exponentials-and-logarithms"/>
+    <w:bookmarkEnd w:id="48"/>
+    <w:bookmarkEnd w:id="49"/>
+    <w:bookmarkStart w:id="105" w:name="exponentials-and-logarithms"/>
     <w:p>
       <w:pPr>
         <w:pStyle w:val="Heading2"/>
@@ -9339,7 +9874,7 @@
         <w:t xml:space="preserve">4 Exponentials and Logarithms</w:t>
       </w:r>
     </w:p>
-    <w:bookmarkStart w:id="41" w:name="def-exponential-function"/>
+    <w:bookmarkStart w:id="50" w:name="def-exponential-function"/>
     <w:p>
       <w:pPr>
         <w:pStyle w:val="FirstParagraph"/>
@@ -9349,7 +9884,7 @@
           <w:b/>
           <w:bCs/>
         </w:rPr>
-        <w:t xml:space="preserve">Definition 11 (Exponential function)</w:t>
+        <w:t xml:space="preserve">Definition 17 (Exponential function)</w:t>
       </w:r>
       <w:r>
         <w:t xml:space="preserve"> </w:t>
@@ -9596,7 +10131,7 @@
       <w:r>
         <w:t xml:space="preserve"> </w:t>
       </w:r>
-      <w:hyperlink r:id="rId36">
+      <w:hyperlink r:id="rId41">
         <w:r>
           <w:rPr>
             <w:rStyle w:val="Hyperlink"/>
@@ -9801,8 +10336,8 @@
         <w:t xml:space="preserve">, and it is positive.</w:t>
       </w:r>
     </w:p>
-    <w:bookmarkEnd w:id="41"/>
-    <w:bookmarkStart w:id="42" w:name="exm-exponential-function"/>
+    <w:bookmarkEnd w:id="50"/>
+    <w:bookmarkStart w:id="51" w:name="exm-exponential-function"/>
     <w:p>
       <w:pPr>
         <w:pStyle w:val="BodyText"/>
@@ -9812,7 +10347,7 @@
           <w:b/>
           <w:bCs/>
         </w:rPr>
-        <w:t xml:space="preserve">Example 8 (Approximating</w:t>
+        <w:t xml:space="preserve">Example 10 (Approximating</w:t>
       </w:r>
       <w:r>
         <w:rPr>
@@ -10378,8 +10913,8 @@
         <w:t xml:space="preserve">.</w:t>
       </w:r>
     </w:p>
-    <w:bookmarkEnd w:id="42"/>
-    <w:bookmarkStart w:id="43" w:name="def-euler-number"/>
+    <w:bookmarkEnd w:id="51"/>
+    <w:bookmarkStart w:id="52" w:name="def-euler-number"/>
     <w:p>
       <w:pPr>
         <w:pStyle w:val="BodyText"/>
@@ -10389,7 +10924,7 @@
           <w:b/>
           <w:bCs/>
         </w:rPr>
-        <w:t xml:space="preserve">Definition 12 (Euler’s number)</w:t>
+        <w:t xml:space="preserve">Definition 18 (Euler’s number)</w:t>
       </w:r>
       <w:r>
         <w:t xml:space="preserve"> </w:t>
@@ -10482,8 +11017,8 @@
         </m:oMath>
       </m:oMathPara>
     </w:p>
-    <w:bookmarkEnd w:id="43"/>
-    <w:bookmarkStart w:id="46" w:name="exm-euler-number"/>
+    <w:bookmarkEnd w:id="52"/>
+    <w:bookmarkStart w:id="55" w:name="exm-euler-number"/>
     <w:p>
       <w:pPr>
         <w:pStyle w:val="FirstParagraph"/>
@@ -10493,7 +11028,7 @@
           <w:b/>
           <w:bCs/>
         </w:rPr>
-        <w:t xml:space="preserve">Example 9 (Euler’s number is irrational)</w:t>
+        <w:t xml:space="preserve">Example 11 (Euler’s number is irrational)</w:t>
       </w:r>
       <w:r>
         <w:t xml:space="preserve"> </w:t>
@@ -10527,7 +11062,7 @@
       <w:r>
         <w:t xml:space="preserve"> </w:t>
       </w:r>
-      <w:hyperlink r:id="rId44">
+      <w:hyperlink r:id="rId53">
         <w:r>
           <w:rPr>
             <w:rStyle w:val="Hyperlink"/>
@@ -10635,7 +11170,7 @@
       <w:r>
         <w:t xml:space="preserve"> </w:t>
       </w:r>
-      <w:hyperlink r:id="rId45">
+      <w:hyperlink r:id="rId54">
         <w:r>
           <w:rPr>
             <w:rStyle w:val="Hyperlink"/>
@@ -10647,8 +11182,8 @@
         <w:t xml:space="preserve">).</w:t>
       </w:r>
     </w:p>
-    <w:bookmarkEnd w:id="46"/>
-    <w:bookmarkStart w:id="48" w:name="def-natural-log"/>
+    <w:bookmarkEnd w:id="55"/>
+    <w:bookmarkStart w:id="57" w:name="def-natural-log"/>
     <w:p>
       <w:pPr>
         <w:pStyle w:val="BodyText"/>
@@ -10658,7 +11193,7 @@
           <w:b/>
           <w:bCs/>
         </w:rPr>
-        <w:t xml:space="preserve">Definition 13 (Natural logarithm)</w:t>
+        <w:t xml:space="preserve">Definition 19 (Natural logarithm)</w:t>
       </w:r>
       <w:r>
         <w:t xml:space="preserve"> </w:t>
@@ -10909,7 +11444,7 @@
       <w:r>
         <w:t xml:space="preserve"> </w:t>
       </w:r>
-      <w:hyperlink r:id="rId47">
+      <w:hyperlink r:id="rId56">
         <w:r>
           <w:rPr>
             <w:rStyle w:val="Hyperlink"/>
@@ -10945,15 +11480,15 @@
           <w:rPr>
             <w:rStyle w:val="Hyperlink"/>
           </w:rPr>
-          <w:t xml:space="preserve">Definition 11</w:t>
+          <w:t xml:space="preserve">Definition 17</w:t>
         </w:r>
       </w:hyperlink>
       <w:r>
         <w:t xml:space="preserve">).</w:t>
       </w:r>
     </w:p>
-    <w:bookmarkEnd w:id="48"/>
-    <w:bookmarkStart w:id="49" w:name="rem-log-notation"/>
+    <w:bookmarkEnd w:id="57"/>
+    <w:bookmarkStart w:id="58" w:name="rem-log-notation"/>
     <w:p>
       <w:pPr>
         <w:pStyle w:val="BodyText"/>
@@ -11032,7 +11567,7 @@
           <w:rPr>
             <w:rStyle w:val="Hyperlink"/>
           </w:rPr>
-          <w:t xml:space="preserve">Definition 12</w:t>
+          <w:t xml:space="preserve">Definition 18</w:t>
         </w:r>
       </w:hyperlink>
       <w:r>
@@ -11091,8 +11626,8 @@
         <w:t xml:space="preserve">for the logarithm with base 10.</w:t>
       </w:r>
     </w:p>
-    <w:bookmarkEnd w:id="49"/>
-    <w:bookmarkStart w:id="50" w:name="exm-natural-log"/>
+    <w:bookmarkEnd w:id="58"/>
+    <w:bookmarkStart w:id="59" w:name="exm-natural-log"/>
     <w:p>
       <w:pPr>
         <w:pStyle w:val="BodyText"/>
@@ -11102,7 +11637,7 @@
           <w:b/>
           <w:bCs/>
         </w:rPr>
-        <w:t xml:space="preserve">Example 10 (Natural logarithms)</w:t>
+        <w:t xml:space="preserve">Example 12 (Natural logarithms)</w:t>
       </w:r>
       <w:r>
         <w:t xml:space="preserve"> </w:t>
@@ -11116,7 +11651,7 @@
         <w:pStyle w:val="Compact"/>
         <w:numPr>
           <w:ilvl w:val="0"/>
-          <w:numId w:val="1009"/>
+          <w:numId w:val="1008"/>
         </w:numPr>
       </w:pPr>
       <m:oMath>
@@ -11208,7 +11743,7 @@
           <w:rPr>
             <w:rStyle w:val="Hyperlink"/>
           </w:rPr>
-          <w:t xml:space="preserve">Example 8</w:t>
+          <w:t xml:space="preserve">Example 10</w:t>
         </w:r>
       </w:hyperlink>
       <w:r>
@@ -11220,7 +11755,7 @@
         <w:pStyle w:val="Compact"/>
         <w:numPr>
           <w:ilvl w:val="0"/>
-          <w:numId w:val="1009"/>
+          <w:numId w:val="1008"/>
         </w:numPr>
       </w:pPr>
       <m:oMath>
@@ -11312,7 +11847,7 @@
           <w:rPr>
             <w:rStyle w:val="Hyperlink"/>
           </w:rPr>
-          <w:t xml:space="preserve">Definition 12</w:t>
+          <w:t xml:space="preserve">Definition 18</w:t>
         </w:r>
       </w:hyperlink>
       <w:r>
@@ -11324,7 +11859,7 @@
         <w:pStyle w:val="Compact"/>
         <w:numPr>
           <w:ilvl w:val="0"/>
-          <w:numId w:val="1009"/>
+          <w:numId w:val="1008"/>
         </w:numPr>
       </w:pPr>
       <m:oMath>
@@ -11465,8 +12000,8 @@
         <w:t xml:space="preserve">.</w:t>
       </w:r>
     </w:p>
-    <w:bookmarkEnd w:id="50"/>
-    <w:bookmarkStart w:id="53" w:name="def-real-power"/>
+    <w:bookmarkEnd w:id="59"/>
+    <w:bookmarkStart w:id="62" w:name="def-real-power"/>
     <w:p>
       <w:pPr>
         <w:pStyle w:val="FirstParagraph"/>
@@ -11476,7 +12011,7 @@
           <w:b/>
           <w:bCs/>
         </w:rPr>
-        <w:t xml:space="preserve">Definition 14 (Power with a real exponent)</w:t>
+        <w:t xml:space="preserve">Definition 20 (Power with a real exponent)</w:t>
       </w:r>
       <w:r>
         <w:t xml:space="preserve"> </w:t>
@@ -11648,24 +12183,7 @@
       <w:r>
         <w:t xml:space="preserve"> </w:t>
       </w:r>
-      <w:hyperlink r:id="rId51">
-        <w:r>
-          <w:rPr>
-            <w:rStyle w:val="Hyperlink"/>
-          </w:rPr>
-          <w:t xml:space="preserve">Definition 4 in Equalities, Inequalities and Minimizers</w:t>
-        </w:r>
-      </w:hyperlink>
-      <w:r>
-        <w:t xml:space="preserve"> </w:t>
-      </w:r>
-      <w:r>
-        <w:t xml:space="preserve">and</w:t>
-      </w:r>
-      <w:r>
-        <w:t xml:space="preserve"> </w:t>
-      </w:r>
-      <w:hyperlink r:id="rId52">
+      <w:hyperlink r:id="rId60">
         <w:r>
           <w:rPr>
             <w:rStyle w:val="Hyperlink"/>
@@ -11674,11 +12192,28 @@
         </w:r>
       </w:hyperlink>
       <w:r>
+        <w:t xml:space="preserve"> </w:t>
+      </w:r>
+      <w:r>
+        <w:t xml:space="preserve">and</w:t>
+      </w:r>
+      <w:r>
+        <w:t xml:space="preserve"> </w:t>
+      </w:r>
+      <w:hyperlink r:id="rId61">
+        <w:r>
+          <w:rPr>
+            <w:rStyle w:val="Hyperlink"/>
+          </w:rPr>
+          <w:t xml:space="preserve">Definition 9 in Equalities, Inequalities and Minimizers</w:t>
+        </w:r>
+      </w:hyperlink>
+      <w:r>
         <w:t xml:space="preserve">.</w:t>
       </w:r>
     </w:p>
-    <w:bookmarkEnd w:id="53"/>
-    <w:bookmarkStart w:id="55" w:name="exm-real-power"/>
+    <w:bookmarkEnd w:id="62"/>
+    <w:bookmarkStart w:id="64" w:name="exm-real-power"/>
     <w:p>
       <w:pPr>
         <w:pStyle w:val="BodyText"/>
@@ -11688,7 +12223,7 @@
           <w:b/>
           <w:bCs/>
         </w:rPr>
-        <w:t xml:space="preserve">Example 11 (Real powers, and</w:t>
+        <w:t xml:space="preserve">Example 13 (Real powers, and</w:t>
       </w:r>
       <w:r>
         <w:rPr>
@@ -11729,7 +12264,7 @@
       <w:pPr>
         <w:numPr>
           <w:ilvl w:val="0"/>
-          <w:numId w:val="1010"/>
+          <w:numId w:val="1009"/>
         </w:numPr>
       </w:pPr>
       <m:oMath>
@@ -11983,12 +12518,12 @@
       <w:r>
         <w:t xml:space="preserve"> </w:t>
       </w:r>
-      <w:hyperlink r:id="rId51">
+      <w:hyperlink r:id="rId60">
         <w:r>
           <w:rPr>
             <w:rStyle w:val="Hyperlink"/>
           </w:rPr>
-          <w:t xml:space="preserve">Definition 4 in Equalities, Inequalities and Minimizers</w:t>
+          <w:t xml:space="preserve">Definition 5 in Equalities, Inequalities and Minimizers</w:t>
         </w:r>
       </w:hyperlink>
       <w:r>
@@ -11999,7 +12534,7 @@
       <w:pPr>
         <w:numPr>
           <w:ilvl w:val="0"/>
-          <w:numId w:val="1010"/>
+          <w:numId w:val="1009"/>
         </w:numPr>
       </w:pPr>
       <m:oMath>
@@ -12170,12 +12705,12 @@
       <w:r>
         <w:t xml:space="preserve">(</w:t>
       </w:r>
-      <w:hyperlink r:id="rId54">
+      <w:hyperlink r:id="rId63">
         <w:r>
           <w:rPr>
             <w:rStyle w:val="Hyperlink"/>
           </w:rPr>
-          <w:t xml:space="preserve">Definition 6 in Equalities, Inequalities and Minimizers</w:t>
+          <w:t xml:space="preserve">Definition 10 in Equalities, Inequalities and Minimizers</w:t>
         </w:r>
       </w:hyperlink>
       <w:r>
@@ -12186,7 +12721,7 @@
       <w:pPr>
         <w:numPr>
           <w:ilvl w:val="0"/>
-          <w:numId w:val="1010"/>
+          <w:numId w:val="1009"/>
         </w:numPr>
       </w:pPr>
       <w:r>
@@ -12222,7 +12757,7 @@
           <w:rPr>
             <w:rStyle w:val="Hyperlink"/>
           </w:rPr>
-          <w:t xml:space="preserve">Definition 12</w:t>
+          <w:t xml:space="preserve">Definition 18</w:t>
         </w:r>
       </w:hyperlink>
       <w:r>
@@ -12335,7 +12870,7 @@
                   <m:nor/>
                   <m:sty m:val="p"/>
                 </m:rPr>
-                <m:t>Definition 14</m:t>
+                <m:t>Definition 20</m:t>
               </m:r>
               <m:r>
                 <m:rPr>
@@ -12486,7 +13021,7 @@
                   <m:nor/>
                   <m:sty m:val="p"/>
                 </m:rPr>
-                <m:t>Example 10</m:t>
+                <m:t>Example 12</m:t>
               </m:r>
               <m:r>
                 <m:rPr>
@@ -12633,8 +13168,8 @@
         <w:t xml:space="preserve">are two names for the same number.</w:t>
       </w:r>
     </w:p>
-    <w:bookmarkEnd w:id="55"/>
-    <w:bookmarkStart w:id="57" w:name="def-power-nonpositive-base"/>
+    <w:bookmarkEnd w:id="64"/>
+    <w:bookmarkStart w:id="66" w:name="def-power-nonpositive-base"/>
     <w:p>
       <w:pPr>
         <w:pStyle w:val="FirstParagraph"/>
@@ -12644,26 +13179,12 @@
           <w:b/>
           <w:bCs/>
         </w:rPr>
-        <w:t xml:space="preserve">Definition 15 (Real powers of zero and of negative numbers)</w:t>
-      </w:r>
-      <w:r>
-        <w:t xml:space="preserve"> </w:t>
-      </w:r>
-      <w:hyperlink r:id="rId51">
-        <w:r>
-          <w:rPr>
-            <w:rStyle w:val="Hyperlink"/>
-          </w:rPr>
-          <w:t xml:space="preserve">Definition 4 in Equalities, Inequalities and Minimizers</w:t>
-        </w:r>
-      </w:hyperlink>
-      <w:r>
-        <w:t xml:space="preserve">,</w:t>
-      </w:r>
-      <w:r>
-        <w:t xml:space="preserve"> </w:t>
-      </w:r>
-      <w:hyperlink r:id="rId52">
+        <w:t xml:space="preserve">Definition 21 (Real powers of zero and of negative numbers)</w:t>
+      </w:r>
+      <w:r>
+        <w:t xml:space="preserve"> </w:t>
+      </w:r>
+      <w:hyperlink r:id="rId60">
         <w:r>
           <w:rPr>
             <w:rStyle w:val="Hyperlink"/>
@@ -12672,6 +13193,20 @@
         </w:r>
       </w:hyperlink>
       <w:r>
+        <w:t xml:space="preserve">,</w:t>
+      </w:r>
+      <w:r>
+        <w:t xml:space="preserve"> </w:t>
+      </w:r>
+      <w:hyperlink r:id="rId61">
+        <w:r>
+          <w:rPr>
+            <w:rStyle w:val="Hyperlink"/>
+          </w:rPr>
+          <w:t xml:space="preserve">Definition 9 in Equalities, Inequalities and Minimizers</w:t>
+        </w:r>
+      </w:hyperlink>
+      <w:r>
         <w:t xml:space="preserve"> </w:t>
       </w:r>
       <w:r>
@@ -12685,7 +13220,7 @@
           <w:rPr>
             <w:rStyle w:val="Hyperlink"/>
           </w:rPr>
-          <w:t xml:space="preserve">Definition 14</w:t>
+          <w:t xml:space="preserve">Definition 20</w:t>
         </w:r>
       </w:hyperlink>
       <w:r>
@@ -12745,6 +13280,314 @@
       </w:r>
       <w:r>
         <w:t xml:space="preserve">We complete them as follows.</w:t>
+      </w:r>
+    </w:p>
+    <w:p>
+      <w:pPr>
+        <w:pStyle w:val="Compact"/>
+        <w:numPr>
+          <w:ilvl w:val="0"/>
+          <w:numId w:val="1010"/>
+        </w:numPr>
+      </w:pPr>
+      <w:r>
+        <w:t xml:space="preserve">For a real number</w:t>
+      </w:r>
+      <w:r>
+        <w:t xml:space="preserve"> </w:t>
+      </w:r>
+      <m:oMath>
+        <m:r>
+          <m:t>c</m:t>
+        </m:r>
+        <m:r>
+          <m:rPr>
+            <m:sty m:val="p"/>
+          </m:rPr>
+          <m:t>&gt;</m:t>
+        </m:r>
+        <m:r>
+          <m:t>0</m:t>
+        </m:r>
+      </m:oMath>
+      <w:r>
+        <w:t xml:space="preserve">,</w:t>
+      </w:r>
+      <w:r>
+        <w:t xml:space="preserve"> </w:t>
+      </w:r>
+      <m:oMath>
+        <m:sSup>
+          <m:e>
+            <m:r>
+              <m:t>0</m:t>
+            </m:r>
+          </m:e>
+          <m:sup>
+            <m:r>
+              <m:t>c</m:t>
+            </m:r>
+          </m:sup>
+        </m:sSup>
+        <m:limUpp>
+          <m:e>
+            <m:r>
+              <m:rPr>
+                <m:sty m:val="p"/>
+              </m:rPr>
+              <m:t>=</m:t>
+            </m:r>
+          </m:e>
+          <m:lim>
+            <m:r>
+              <m:rPr>
+                <m:nor/>
+                <m:sty m:val="p"/>
+              </m:rPr>
+              <m:t>def</m:t>
+            </m:r>
+          </m:lim>
+        </m:limUpp>
+        <m:r>
+          <m:t>0</m:t>
+        </m:r>
+      </m:oMath>
+      <w:r>
+        <w:t xml:space="preserve">.</w:t>
+      </w:r>
+      <w:r>
+        <w:t xml:space="preserve"> </w:t>
+      </w:r>
+      <w:r>
+        <w:t xml:space="preserve">For a natural number</w:t>
+      </w:r>
+      <w:r>
+        <w:t xml:space="preserve"> </w:t>
+      </w:r>
+      <m:oMath>
+        <m:r>
+          <m:t>c</m:t>
+        </m:r>
+      </m:oMath>
+      <w:r>
+        <w:t xml:space="preserve">, this agrees with</w:t>
+      </w:r>
+      <w:r>
+        <w:t xml:space="preserve"> </w:t>
+      </w:r>
+      <w:hyperlink r:id="rId60">
+        <w:r>
+          <w:rPr>
+            <w:rStyle w:val="Hyperlink"/>
+          </w:rPr>
+          <w:t xml:space="preserve">Definition 5 in Equalities, Inequalities and Minimizers</w:t>
+        </w:r>
+      </w:hyperlink>
+      <w:r>
+        <w:t xml:space="preserve">.</w:t>
+      </w:r>
+    </w:p>
+    <w:p>
+      <w:pPr>
+        <w:pStyle w:val="Compact"/>
+        <w:numPr>
+          <w:ilvl w:val="0"/>
+          <w:numId w:val="1010"/>
+        </w:numPr>
+      </w:pPr>
+      <w:r>
+        <w:t xml:space="preserve">For</w:t>
+      </w:r>
+      <w:r>
+        <w:t xml:space="preserve"> </w:t>
+      </w:r>
+      <m:oMath>
+        <m:r>
+          <m:t>b</m:t>
+        </m:r>
+        <m:r>
+          <m:rPr>
+            <m:sty m:val="p"/>
+          </m:rPr>
+          <m:t>&lt;</m:t>
+        </m:r>
+        <m:r>
+          <m:t>0</m:t>
+        </m:r>
+      </m:oMath>
+      <w:r>
+        <w:t xml:space="preserve">,</w:t>
+      </w:r>
+      <w:r>
+        <w:t xml:space="preserve"> </w:t>
+      </w:r>
+      <m:oMath>
+        <m:sSup>
+          <m:e>
+            <m:r>
+              <m:t>b</m:t>
+            </m:r>
+          </m:e>
+          <m:sup>
+            <m:r>
+              <m:t>c</m:t>
+            </m:r>
+          </m:sup>
+        </m:sSup>
+      </m:oMath>
+      <w:r>
+        <w:t xml:space="preserve"> </w:t>
+      </w:r>
+      <w:r>
+        <w:t xml:space="preserve">is defined only when</w:t>
+      </w:r>
+      <w:r>
+        <w:t xml:space="preserve"> </w:t>
+      </w:r>
+      <m:oMath>
+        <m:r>
+          <m:t>c</m:t>
+        </m:r>
+      </m:oMath>
+      <w:r>
+        <w:t xml:space="preserve"> </w:t>
+      </w:r>
+      <w:r>
+        <w:t xml:space="preserve">is an</w:t>
+      </w:r>
+      <w:r>
+        <w:t xml:space="preserve"> </w:t>
+      </w:r>
+      <w:hyperlink r:id="rId65">
+        <w:r>
+          <w:rPr>
+            <w:rStyle w:val="Hyperlink"/>
+          </w:rPr>
+          <w:t xml:space="preserve">integer</w:t>
+        </w:r>
+      </w:hyperlink>
+      <w:r>
+        <w:t xml:space="preserve">,</w:t>
+      </w:r>
+      <w:r>
+        <w:t xml:space="preserve"> </w:t>
+      </w:r>
+      <w:r>
+        <w:t xml:space="preserve">by</w:t>
+      </w:r>
+      <w:r>
+        <w:t xml:space="preserve"> </w:t>
+      </w:r>
+      <w:hyperlink r:id="rId60">
+        <w:r>
+          <w:rPr>
+            <w:rStyle w:val="Hyperlink"/>
+          </w:rPr>
+          <w:t xml:space="preserve">Definition 5 in Equalities, Inequalities and Minimizers</w:t>
+        </w:r>
+      </w:hyperlink>
+      <w:r>
+        <w:t xml:space="preserve"> </w:t>
+      </w:r>
+      <w:r>
+        <w:t xml:space="preserve">and</w:t>
+      </w:r>
+      <w:r>
+        <w:t xml:space="preserve"> </w:t>
+      </w:r>
+      <w:hyperlink r:id="rId61">
+        <w:r>
+          <w:rPr>
+            <w:rStyle w:val="Hyperlink"/>
+          </w:rPr>
+          <w:t xml:space="preserve">Definition 9 in Equalities, Inequalities and Minimizers</w:t>
+        </w:r>
+      </w:hyperlink>
+      <w:r>
+        <w:t xml:space="preserve">;</w:t>
+      </w:r>
+      <w:r>
+        <w:t xml:space="preserve"> </w:t>
+      </w:r>
+      <w:r>
+        <w:t xml:space="preserve">for</w:t>
+      </w:r>
+      <w:r>
+        <w:t xml:space="preserve"> </w:t>
+      </w:r>
+      <m:oMath>
+        <m:r>
+          <m:t>b</m:t>
+        </m:r>
+        <m:r>
+          <m:rPr>
+            <m:sty m:val="p"/>
+          </m:rPr>
+          <m:t>&lt;</m:t>
+        </m:r>
+        <m:r>
+          <m:t>0</m:t>
+        </m:r>
+      </m:oMath>
+      <w:r>
+        <w:t xml:space="preserve"> </w:t>
+      </w:r>
+      <w:r>
+        <w:t xml:space="preserve">and a non-integer</w:t>
+      </w:r>
+      <w:r>
+        <w:t xml:space="preserve"> </w:t>
+      </w:r>
+      <m:oMath>
+        <m:r>
+          <m:t>c</m:t>
+        </m:r>
+      </m:oMath>
+      <w:r>
+        <w:t xml:space="preserve">,</w:t>
+      </w:r>
+      <w:r>
+        <w:t xml:space="preserve"> </w:t>
+      </w:r>
+      <m:oMath>
+        <m:sSup>
+          <m:e>
+            <m:r>
+              <m:t>b</m:t>
+            </m:r>
+          </m:e>
+          <m:sup>
+            <m:r>
+              <m:t>c</m:t>
+            </m:r>
+          </m:sup>
+        </m:sSup>
+      </m:oMath>
+      <w:r>
+        <w:t xml:space="preserve"> </w:t>
+      </w:r>
+      <w:r>
+        <w:t xml:space="preserve">is undefined.</w:t>
+      </w:r>
+    </w:p>
+    <w:bookmarkEnd w:id="66"/>
+    <w:bookmarkStart w:id="67" w:name="exm-power-nonpositive-base"/>
+    <w:p>
+      <w:pPr>
+        <w:pStyle w:val="FirstParagraph"/>
+      </w:pPr>
+      <w:r>
+        <w:rPr>
+          <w:b/>
+          <w:bCs/>
+        </w:rPr>
+        <w:t xml:space="preserve">Example 14 (Powers of zero and of negative numbers)</w:t>
+      </w:r>
+      <w:r>
+        <w:t xml:space="preserve"> </w:t>
+      </w:r>
+      <w:r>
+        <w:t xml:space="preserve"> </w:t>
       </w:r>
     </w:p>
     <w:p>
@@ -12755,32 +13598,6 @@
           <w:numId w:val="1011"/>
         </w:numPr>
       </w:pPr>
-      <w:r>
-        <w:t xml:space="preserve">For a real number</w:t>
-      </w:r>
-      <w:r>
-        <w:t xml:space="preserve"> </w:t>
-      </w:r>
-      <m:oMath>
-        <m:r>
-          <m:t>c</m:t>
-        </m:r>
-        <m:r>
-          <m:rPr>
-            <m:sty m:val="p"/>
-          </m:rPr>
-          <m:t>&gt;</m:t>
-        </m:r>
-        <m:r>
-          <m:t>0</m:t>
-        </m:r>
-      </m:oMath>
-      <w:r>
-        <w:t xml:space="preserve">,</w:t>
-      </w:r>
-      <w:r>
-        <w:t xml:space="preserve"> </w:t>
-      </w:r>
       <m:oMath>
         <m:sSup>
           <m:e>
@@ -12790,66 +13607,73 @@
           </m:e>
           <m:sup>
             <m:r>
-              <m:t>c</m:t>
-            </m:r>
-          </m:sup>
-        </m:sSup>
-        <m:limUpp>
-          <m:e>
+              <m:t>1</m:t>
+            </m:r>
             <m:r>
               <m:rPr>
                 <m:sty m:val="p"/>
               </m:rPr>
-              <m:t>=</m:t>
+              <m:t>/</m:t>
+            </m:r>
+            <m:r>
+              <m:t>2</m:t>
+            </m:r>
+          </m:sup>
+        </m:sSup>
+        <m:r>
+          <m:rPr>
+            <m:sty m:val="p"/>
+          </m:rPr>
+          <m:t>=</m:t>
+        </m:r>
+        <m:r>
+          <m:t>0</m:t>
+        </m:r>
+      </m:oMath>
+      <w:r>
+        <w:t xml:space="preserve">, which agrees with</w:t>
+      </w:r>
+      <w:r>
+        <w:t xml:space="preserve"> </w:t>
+      </w:r>
+      <m:oMath>
+        <m:rad>
+          <m:radPr>
+            <m:degHide m:val="on"/>
+          </m:radPr>
+          <m:deg/>
+          <m:e>
+            <m:r>
+              <m:t>0</m:t>
             </m:r>
           </m:e>
-          <m:lim>
-            <m:r>
-              <m:rPr>
-                <m:nor/>
-                <m:sty m:val="p"/>
-              </m:rPr>
-              <m:t>def</m:t>
-            </m:r>
-          </m:lim>
-        </m:limUpp>
+        </m:rad>
+        <m:r>
+          <m:rPr>
+            <m:sty m:val="p"/>
+          </m:rPr>
+          <m:t>=</m:t>
+        </m:r>
         <m:r>
           <m:t>0</m:t>
         </m:r>
       </m:oMath>
       <w:r>
-        <w:t xml:space="preserve">.</w:t>
-      </w:r>
-      <w:r>
-        <w:t xml:space="preserve"> </w:t>
-      </w:r>
-      <w:r>
-        <w:t xml:space="preserve">For a natural number</w:t>
-      </w:r>
-      <w:r>
-        <w:t xml:space="preserve"> </w:t>
-      </w:r>
-      <m:oMath>
-        <m:r>
-          <m:t>c</m:t>
-        </m:r>
-      </m:oMath>
-      <w:r>
-        <w:t xml:space="preserve">, this agrees with</w:t>
-      </w:r>
-      <w:r>
-        <w:t xml:space="preserve"> </w:t>
-      </w:r>
-      <w:hyperlink r:id="rId51">
+        <w:t xml:space="preserve"> </w:t>
+      </w:r>
+      <w:r>
+        <w:t xml:space="preserve">(</w:t>
+      </w:r>
+      <w:hyperlink r:id="rId63">
         <w:r>
           <w:rPr>
             <w:rStyle w:val="Hyperlink"/>
           </w:rPr>
-          <w:t xml:space="preserve">Definition 4 in Equalities, Inequalities and Minimizers</w:t>
+          <w:t xml:space="preserve">Definition 10 in Equalities, Inequalities and Minimizers</w:t>
         </w:r>
       </w:hyperlink>
       <w:r>
-        <w:t xml:space="preserve">.</w:t>
+        <w:t xml:space="preserve">).</w:t>
       </w:r>
     </w:p>
     <w:p>
@@ -12860,97 +13684,47 @@
           <w:numId w:val="1011"/>
         </w:numPr>
       </w:pPr>
-      <w:r>
-        <w:t xml:space="preserve">For</w:t>
-      </w:r>
-      <w:r>
-        <w:t xml:space="preserve"> </w:t>
-      </w:r>
-      <m:oMath>
-        <m:r>
-          <m:t>b</m:t>
-        </m:r>
-        <m:r>
-          <m:rPr>
-            <m:sty m:val="p"/>
-          </m:rPr>
-          <m:t>&lt;</m:t>
-        </m:r>
-        <m:r>
-          <m:t>0</m:t>
-        </m:r>
-      </m:oMath>
-      <w:r>
-        <w:t xml:space="preserve">,</w:t>
-      </w:r>
-      <w:r>
-        <w:t xml:space="preserve"> </w:t>
-      </w:r>
-      <m:oMath>
+      <m:oMath>
+        <m:r>
+          <m:rPr>
+            <m:sty m:val="p"/>
+          </m:rPr>
+          <m:t>(</m:t>
+        </m:r>
+        <m:r>
+          <m:rPr>
+            <m:sty m:val="p"/>
+          </m:rPr>
+          <m:t>−</m:t>
+        </m:r>
+        <m:r>
+          <m:t>8</m:t>
+        </m:r>
         <m:sSup>
           <m:e>
             <m:r>
-              <m:t>b</m:t>
+              <m:rPr>
+                <m:sty m:val="p"/>
+              </m:rPr>
+              <m:t>)</m:t>
             </m:r>
           </m:e>
           <m:sup>
             <m:r>
-              <m:t>c</m:t>
+              <m:t>2</m:t>
             </m:r>
           </m:sup>
         </m:sSup>
-      </m:oMath>
-      <w:r>
-        <w:t xml:space="preserve"> </w:t>
-      </w:r>
-      <w:r>
-        <w:t xml:space="preserve">is defined only when</w:t>
-      </w:r>
-      <w:r>
-        <w:t xml:space="preserve"> </w:t>
-      </w:r>
-      <m:oMath>
-        <m:r>
-          <m:t>c</m:t>
-        </m:r>
-      </m:oMath>
-      <w:r>
-        <w:t xml:space="preserve"> </w:t>
-      </w:r>
-      <w:r>
-        <w:t xml:space="preserve">is an</w:t>
-      </w:r>
-      <w:r>
-        <w:t xml:space="preserve"> </w:t>
-      </w:r>
-      <w:hyperlink r:id="rId56">
-        <w:r>
-          <w:rPr>
-            <w:rStyle w:val="Hyperlink"/>
-          </w:rPr>
-          <w:t xml:space="preserve">integer</w:t>
-        </w:r>
-      </w:hyperlink>
-      <w:r>
-        <w:t xml:space="preserve">,</w:t>
-      </w:r>
-      <w:r>
-        <w:t xml:space="preserve"> </w:t>
-      </w:r>
-      <w:r>
-        <w:t xml:space="preserve">by</w:t>
-      </w:r>
-      <w:r>
-        <w:t xml:space="preserve"> </w:t>
-      </w:r>
-      <w:hyperlink r:id="rId51">
-        <w:r>
-          <w:rPr>
-            <w:rStyle w:val="Hyperlink"/>
-          </w:rPr>
-          <w:t xml:space="preserve">Definition 4 in Equalities, Inequalities and Minimizers</w:t>
-        </w:r>
-      </w:hyperlink>
+        <m:r>
+          <m:rPr>
+            <m:sty m:val="p"/>
+          </m:rPr>
+          <m:t>=</m:t>
+        </m:r>
+        <m:r>
+          <m:t>64</m:t>
+        </m:r>
+      </m:oMath>
       <w:r>
         <w:t xml:space="preserve"> </w:t>
       </w:r>
@@ -12960,83 +13734,228 @@
       <w:r>
         <w:t xml:space="preserve"> </w:t>
       </w:r>
-      <w:hyperlink r:id="rId52">
-        <w:r>
-          <w:rPr>
-            <w:rStyle w:val="Hyperlink"/>
-          </w:rPr>
-          <w:t xml:space="preserve">Definition 5 in Equalities, Inequalities and Minimizers</w:t>
-        </w:r>
-      </w:hyperlink>
-      <w:r>
-        <w:t xml:space="preserve">;</w:t>
-      </w:r>
-      <w:r>
-        <w:t xml:space="preserve"> </w:t>
-      </w:r>
-      <w:r>
-        <w:t xml:space="preserve">for</w:t>
-      </w:r>
-      <w:r>
-        <w:t xml:space="preserve"> </w:t>
-      </w:r>
-      <m:oMath>
-        <m:r>
-          <m:t>b</m:t>
-        </m:r>
-        <m:r>
-          <m:rPr>
-            <m:sty m:val="p"/>
-          </m:rPr>
-          <m:t>&lt;</m:t>
-        </m:r>
-        <m:r>
-          <m:t>0</m:t>
-        </m:r>
-      </m:oMath>
-      <w:r>
-        <w:t xml:space="preserve"> </w:t>
-      </w:r>
-      <w:r>
-        <w:t xml:space="preserve">and a non-integer</w:t>
-      </w:r>
-      <w:r>
-        <w:t xml:space="preserve"> </w:t>
-      </w:r>
-      <m:oMath>
-        <m:r>
-          <m:t>c</m:t>
-        </m:r>
-      </m:oMath>
-      <w:r>
-        <w:t xml:space="preserve">,</w:t>
-      </w:r>
-      <w:r>
-        <w:t xml:space="preserve"> </w:t>
-      </w:r>
-      <m:oMath>
+      <m:oMath>
+        <m:r>
+          <m:rPr>
+            <m:sty m:val="p"/>
+          </m:rPr>
+          <m:t>(</m:t>
+        </m:r>
+        <m:r>
+          <m:rPr>
+            <m:sty m:val="p"/>
+          </m:rPr>
+          <m:t>−</m:t>
+        </m:r>
+        <m:r>
+          <m:t>8</m:t>
+        </m:r>
         <m:sSup>
           <m:e>
             <m:r>
-              <m:t>b</m:t>
+              <m:rPr>
+                <m:sty m:val="p"/>
+              </m:rPr>
+              <m:t>)</m:t>
             </m:r>
           </m:e>
           <m:sup>
             <m:r>
-              <m:t>c</m:t>
+              <m:rPr>
+                <m:sty m:val="p"/>
+              </m:rPr>
+              <m:t>−</m:t>
+            </m:r>
+            <m:r>
+              <m:t>1</m:t>
             </m:r>
           </m:sup>
         </m:sSup>
-      </m:oMath>
-      <w:r>
-        <w:t xml:space="preserve"> </w:t>
-      </w:r>
-      <w:r>
-        <w:t xml:space="preserve">is undefined.</w:t>
+        <m:r>
+          <m:rPr>
+            <m:sty m:val="p"/>
+          </m:rPr>
+          <m:t>=</m:t>
+        </m:r>
+        <m:r>
+          <m:rPr>
+            <m:sty m:val="p"/>
+          </m:rPr>
+          <m:t>−</m:t>
+        </m:r>
+        <m:f>
+          <m:fPr>
+            <m:type m:val="lin"/>
+          </m:fPr>
+          <m:num>
+            <m:r>
+              <m:t>1</m:t>
+            </m:r>
+          </m:num>
+          <m:den>
+            <m:r>
+              <m:t>8</m:t>
+            </m:r>
+          </m:den>
+        </m:f>
+      </m:oMath>
+      <w:r>
+        <w:t xml:space="preserve"> </w:t>
+      </w:r>
+      <w:r>
+        <w:t xml:space="preserve">are defined,</w:t>
+      </w:r>
+      <w:r>
+        <w:t xml:space="preserve"> </w:t>
+      </w:r>
+      <w:r>
+        <w:t xml:space="preserve">since the exponents are integers.</w:t>
       </w:r>
     </w:p>
-    <w:bookmarkEnd w:id="57"/>
-    <w:bookmarkStart w:id="58" w:name="exm-power-nonpositive-base"/>
+    <w:p>
+      <w:pPr>
+        <w:pStyle w:val="Compact"/>
+        <w:numPr>
+          <w:ilvl w:val="0"/>
+          <w:numId w:val="1011"/>
+        </w:numPr>
+      </w:pPr>
+      <m:oMath>
+        <m:r>
+          <m:rPr>
+            <m:sty m:val="p"/>
+          </m:rPr>
+          <m:t>(</m:t>
+        </m:r>
+        <m:r>
+          <m:rPr>
+            <m:sty m:val="p"/>
+          </m:rPr>
+          <m:t>−</m:t>
+        </m:r>
+        <m:r>
+          <m:t>8</m:t>
+        </m:r>
+        <m:sSup>
+          <m:e>
+            <m:r>
+              <m:rPr>
+                <m:sty m:val="p"/>
+              </m:rPr>
+              <m:t>)</m:t>
+            </m:r>
+          </m:e>
+          <m:sup>
+            <m:r>
+              <m:t>1</m:t>
+            </m:r>
+            <m:r>
+              <m:rPr>
+                <m:sty m:val="p"/>
+              </m:rPr>
+              <m:t>/</m:t>
+            </m:r>
+            <m:r>
+              <m:t>3</m:t>
+            </m:r>
+          </m:sup>
+        </m:sSup>
+      </m:oMath>
+      <w:r>
+        <w:t xml:space="preserve"> </w:t>
+      </w:r>
+      <w:r>
+        <w:t xml:space="preserve">is undefined, even though</w:t>
+      </w:r>
+      <w:r>
+        <w:t xml:space="preserve"> </w:t>
+      </w:r>
+      <m:oMath>
+        <m:r>
+          <m:rPr>
+            <m:sty m:val="p"/>
+          </m:rPr>
+          <m:t>(</m:t>
+        </m:r>
+        <m:r>
+          <m:rPr>
+            <m:sty m:val="p"/>
+          </m:rPr>
+          <m:t>−</m:t>
+        </m:r>
+        <m:r>
+          <m:t>2</m:t>
+        </m:r>
+        <m:sSup>
+          <m:e>
+            <m:r>
+              <m:rPr>
+                <m:sty m:val="p"/>
+              </m:rPr>
+              <m:t>)</m:t>
+            </m:r>
+          </m:e>
+          <m:sup>
+            <m:r>
+              <m:t>3</m:t>
+            </m:r>
+          </m:sup>
+        </m:sSup>
+        <m:r>
+          <m:rPr>
+            <m:sty m:val="p"/>
+          </m:rPr>
+          <m:t>=</m:t>
+        </m:r>
+        <m:r>
+          <m:rPr>
+            <m:sty m:val="p"/>
+          </m:rPr>
+          <m:t>−</m:t>
+        </m:r>
+        <m:r>
+          <m:t>8</m:t>
+        </m:r>
+      </m:oMath>
+      <w:r>
+        <w:t xml:space="preserve">.</w:t>
+      </w:r>
+      <w:r>
+        <w:t xml:space="preserve"> </w:t>
+      </w:r>
+      <w:r>
+        <w:t xml:space="preserve">R follows the same convention:</w:t>
+      </w:r>
+      <w:r>
+        <w:t xml:space="preserve"> </w:t>
+      </w:r>
+      <w:r>
+        <w:rPr>
+          <w:rStyle w:val="VerbatimChar"/>
+        </w:rPr>
+        <w:t xml:space="preserve">(-8)^(1/3)</w:t>
+      </w:r>
+      <w:r>
+        <w:t xml:space="preserve"> </w:t>
+      </w:r>
+      <w:r>
+        <w:t xml:space="preserve">is</w:t>
+      </w:r>
+      <w:r>
+        <w:t xml:space="preserve"> </w:t>
+      </w:r>
+      <w:r>
+        <w:rPr>
+          <w:rStyle w:val="VerbatimChar"/>
+        </w:rPr>
+        <w:t xml:space="preserve">NaN</w:t>
+      </w:r>
+      <w:r>
+        <w:t xml:space="preserve">.</w:t>
+      </w:r>
+    </w:p>
+    <w:bookmarkEnd w:id="67"/>
+    <w:bookmarkStart w:id="68" w:name="thm-exp-log-inverse"/>
     <w:p>
       <w:pPr>
         <w:pStyle w:val="FirstParagraph"/>
@@ -13046,7 +13965,58 @@
           <w:b/>
           <w:bCs/>
         </w:rPr>
-        <w:t xml:space="preserve">Example 12 (Powers of zero and of negative numbers)</w:t>
+        <w:t xml:space="preserve">Theorem 2 (</w:t>
+      </w:r>
+      <m:oMath>
+        <m:r>
+          <m:rPr>
+            <m:sty m:val="p"/>
+          </m:rPr>
+          <m:t>exp</m:t>
+        </m:r>
+      </m:oMath>
+      <w:r>
+        <w:rPr>
+          <w:b/>
+          <w:bCs/>
+        </w:rPr>
+        <w:t xml:space="preserve"> </w:t>
+      </w:r>
+      <w:r>
+        <w:rPr>
+          <w:b/>
+          <w:bCs/>
+        </w:rPr>
+        <w:t xml:space="preserve">and</w:t>
+      </w:r>
+      <w:r>
+        <w:rPr>
+          <w:b/>
+          <w:bCs/>
+        </w:rPr>
+        <w:t xml:space="preserve"> </w:t>
+      </w:r>
+      <m:oMath>
+        <m:r>
+          <m:rPr>
+            <m:sty m:val="p"/>
+          </m:rPr>
+          <m:t>log</m:t>
+        </m:r>
+      </m:oMath>
+      <w:r>
+        <w:rPr>
+          <w:b/>
+          <w:bCs/>
+        </w:rPr>
+        <w:t xml:space="preserve"> </w:t>
+      </w:r>
+      <w:r>
+        <w:rPr>
+          <w:b/>
+          <w:bCs/>
+        </w:rPr>
+        <w:t xml:space="preserve">are mutual inverses)</w:t>
       </w:r>
       <w:r>
         <w:t xml:space="preserve"> </w:t>
@@ -13061,441 +14031,6 @@
         <w:numPr>
           <w:ilvl w:val="0"/>
           <w:numId w:val="1012"/>
-        </w:numPr>
-      </w:pPr>
-      <m:oMath>
-        <m:sSup>
-          <m:e>
-            <m:r>
-              <m:t>0</m:t>
-            </m:r>
-          </m:e>
-          <m:sup>
-            <m:r>
-              <m:t>1</m:t>
-            </m:r>
-            <m:r>
-              <m:rPr>
-                <m:sty m:val="p"/>
-              </m:rPr>
-              <m:t>/</m:t>
-            </m:r>
-            <m:r>
-              <m:t>2</m:t>
-            </m:r>
-          </m:sup>
-        </m:sSup>
-        <m:r>
-          <m:rPr>
-            <m:sty m:val="p"/>
-          </m:rPr>
-          <m:t>=</m:t>
-        </m:r>
-        <m:r>
-          <m:t>0</m:t>
-        </m:r>
-      </m:oMath>
-      <w:r>
-        <w:t xml:space="preserve">, which agrees with</w:t>
-      </w:r>
-      <w:r>
-        <w:t xml:space="preserve"> </w:t>
-      </w:r>
-      <m:oMath>
-        <m:rad>
-          <m:radPr>
-            <m:degHide m:val="on"/>
-          </m:radPr>
-          <m:deg/>
-          <m:e>
-            <m:r>
-              <m:t>0</m:t>
-            </m:r>
-          </m:e>
-        </m:rad>
-        <m:r>
-          <m:rPr>
-            <m:sty m:val="p"/>
-          </m:rPr>
-          <m:t>=</m:t>
-        </m:r>
-        <m:r>
-          <m:t>0</m:t>
-        </m:r>
-      </m:oMath>
-      <w:r>
-        <w:t xml:space="preserve"> </w:t>
-      </w:r>
-      <w:r>
-        <w:t xml:space="preserve">(</w:t>
-      </w:r>
-      <w:hyperlink r:id="rId54">
-        <w:r>
-          <w:rPr>
-            <w:rStyle w:val="Hyperlink"/>
-          </w:rPr>
-          <w:t xml:space="preserve">Definition 6 in Equalities, Inequalities and Minimizers</w:t>
-        </w:r>
-      </w:hyperlink>
-      <w:r>
-        <w:t xml:space="preserve">).</w:t>
-      </w:r>
-    </w:p>
-    <w:p>
-      <w:pPr>
-        <w:pStyle w:val="Compact"/>
-        <w:numPr>
-          <w:ilvl w:val="0"/>
-          <w:numId w:val="1012"/>
-        </w:numPr>
-      </w:pPr>
-      <m:oMath>
-        <m:r>
-          <m:rPr>
-            <m:sty m:val="p"/>
-          </m:rPr>
-          <m:t>(</m:t>
-        </m:r>
-        <m:r>
-          <m:rPr>
-            <m:sty m:val="p"/>
-          </m:rPr>
-          <m:t>−</m:t>
-        </m:r>
-        <m:r>
-          <m:t>8</m:t>
-        </m:r>
-        <m:sSup>
-          <m:e>
-            <m:r>
-              <m:rPr>
-                <m:sty m:val="p"/>
-              </m:rPr>
-              <m:t>)</m:t>
-            </m:r>
-          </m:e>
-          <m:sup>
-            <m:r>
-              <m:t>2</m:t>
-            </m:r>
-          </m:sup>
-        </m:sSup>
-        <m:r>
-          <m:rPr>
-            <m:sty m:val="p"/>
-          </m:rPr>
-          <m:t>=</m:t>
-        </m:r>
-        <m:r>
-          <m:t>64</m:t>
-        </m:r>
-      </m:oMath>
-      <w:r>
-        <w:t xml:space="preserve"> </w:t>
-      </w:r>
-      <w:r>
-        <w:t xml:space="preserve">and</w:t>
-      </w:r>
-      <w:r>
-        <w:t xml:space="preserve"> </w:t>
-      </w:r>
-      <m:oMath>
-        <m:r>
-          <m:rPr>
-            <m:sty m:val="p"/>
-          </m:rPr>
-          <m:t>(</m:t>
-        </m:r>
-        <m:r>
-          <m:rPr>
-            <m:sty m:val="p"/>
-          </m:rPr>
-          <m:t>−</m:t>
-        </m:r>
-        <m:r>
-          <m:t>8</m:t>
-        </m:r>
-        <m:sSup>
-          <m:e>
-            <m:r>
-              <m:rPr>
-                <m:sty m:val="p"/>
-              </m:rPr>
-              <m:t>)</m:t>
-            </m:r>
-          </m:e>
-          <m:sup>
-            <m:r>
-              <m:rPr>
-                <m:sty m:val="p"/>
-              </m:rPr>
-              <m:t>−</m:t>
-            </m:r>
-            <m:r>
-              <m:t>1</m:t>
-            </m:r>
-          </m:sup>
-        </m:sSup>
-        <m:r>
-          <m:rPr>
-            <m:sty m:val="p"/>
-          </m:rPr>
-          <m:t>=</m:t>
-        </m:r>
-        <m:r>
-          <m:rPr>
-            <m:sty m:val="p"/>
-          </m:rPr>
-          <m:t>−</m:t>
-        </m:r>
-        <m:f>
-          <m:fPr>
-            <m:type m:val="lin"/>
-          </m:fPr>
-          <m:num>
-            <m:r>
-              <m:t>1</m:t>
-            </m:r>
-          </m:num>
-          <m:den>
-            <m:r>
-              <m:t>8</m:t>
-            </m:r>
-          </m:den>
-        </m:f>
-      </m:oMath>
-      <w:r>
-        <w:t xml:space="preserve"> </w:t>
-      </w:r>
-      <w:r>
-        <w:t xml:space="preserve">are defined,</w:t>
-      </w:r>
-      <w:r>
-        <w:t xml:space="preserve"> </w:t>
-      </w:r>
-      <w:r>
-        <w:t xml:space="preserve">since the exponents are integers.</w:t>
-      </w:r>
-    </w:p>
-    <w:p>
-      <w:pPr>
-        <w:pStyle w:val="Compact"/>
-        <w:numPr>
-          <w:ilvl w:val="0"/>
-          <w:numId w:val="1012"/>
-        </w:numPr>
-      </w:pPr>
-      <m:oMath>
-        <m:r>
-          <m:rPr>
-            <m:sty m:val="p"/>
-          </m:rPr>
-          <m:t>(</m:t>
-        </m:r>
-        <m:r>
-          <m:rPr>
-            <m:sty m:val="p"/>
-          </m:rPr>
-          <m:t>−</m:t>
-        </m:r>
-        <m:r>
-          <m:t>8</m:t>
-        </m:r>
-        <m:sSup>
-          <m:e>
-            <m:r>
-              <m:rPr>
-                <m:sty m:val="p"/>
-              </m:rPr>
-              <m:t>)</m:t>
-            </m:r>
-          </m:e>
-          <m:sup>
-            <m:r>
-              <m:t>1</m:t>
-            </m:r>
-            <m:r>
-              <m:rPr>
-                <m:sty m:val="p"/>
-              </m:rPr>
-              <m:t>/</m:t>
-            </m:r>
-            <m:r>
-              <m:t>3</m:t>
-            </m:r>
-          </m:sup>
-        </m:sSup>
-      </m:oMath>
-      <w:r>
-        <w:t xml:space="preserve"> </w:t>
-      </w:r>
-      <w:r>
-        <w:t xml:space="preserve">is undefined, even though</w:t>
-      </w:r>
-      <w:r>
-        <w:t xml:space="preserve"> </w:t>
-      </w:r>
-      <m:oMath>
-        <m:r>
-          <m:rPr>
-            <m:sty m:val="p"/>
-          </m:rPr>
-          <m:t>(</m:t>
-        </m:r>
-        <m:r>
-          <m:rPr>
-            <m:sty m:val="p"/>
-          </m:rPr>
-          <m:t>−</m:t>
-        </m:r>
-        <m:r>
-          <m:t>2</m:t>
-        </m:r>
-        <m:sSup>
-          <m:e>
-            <m:r>
-              <m:rPr>
-                <m:sty m:val="p"/>
-              </m:rPr>
-              <m:t>)</m:t>
-            </m:r>
-          </m:e>
-          <m:sup>
-            <m:r>
-              <m:t>3</m:t>
-            </m:r>
-          </m:sup>
-        </m:sSup>
-        <m:r>
-          <m:rPr>
-            <m:sty m:val="p"/>
-          </m:rPr>
-          <m:t>=</m:t>
-        </m:r>
-        <m:r>
-          <m:rPr>
-            <m:sty m:val="p"/>
-          </m:rPr>
-          <m:t>−</m:t>
-        </m:r>
-        <m:r>
-          <m:t>8</m:t>
-        </m:r>
-      </m:oMath>
-      <w:r>
-        <w:t xml:space="preserve">.</w:t>
-      </w:r>
-      <w:r>
-        <w:t xml:space="preserve"> </w:t>
-      </w:r>
-      <w:r>
-        <w:t xml:space="preserve">R follows the same convention:</w:t>
-      </w:r>
-      <w:r>
-        <w:t xml:space="preserve"> </w:t>
-      </w:r>
-      <w:r>
-        <w:rPr>
-          <w:rStyle w:val="VerbatimChar"/>
-        </w:rPr>
-        <w:t xml:space="preserve">(-8)^(1/3)</w:t>
-      </w:r>
-      <w:r>
-        <w:t xml:space="preserve"> </w:t>
-      </w:r>
-      <w:r>
-        <w:t xml:space="preserve">is</w:t>
-      </w:r>
-      <w:r>
-        <w:t xml:space="preserve"> </w:t>
-      </w:r>
-      <w:r>
-        <w:rPr>
-          <w:rStyle w:val="VerbatimChar"/>
-        </w:rPr>
-        <w:t xml:space="preserve">NaN</w:t>
-      </w:r>
-      <w:r>
-        <w:t xml:space="preserve">.</w:t>
-      </w:r>
-    </w:p>
-    <w:bookmarkEnd w:id="58"/>
-    <w:bookmarkStart w:id="59" w:name="thm-exp-log-inverse"/>
-    <w:p>
-      <w:pPr>
-        <w:pStyle w:val="FirstParagraph"/>
-      </w:pPr>
-      <w:r>
-        <w:rPr>
-          <w:b/>
-          <w:bCs/>
-        </w:rPr>
-        <w:t xml:space="preserve">Theorem 2 (</w:t>
-      </w:r>
-      <m:oMath>
-        <m:r>
-          <m:rPr>
-            <m:sty m:val="p"/>
-          </m:rPr>
-          <m:t>exp</m:t>
-        </m:r>
-      </m:oMath>
-      <w:r>
-        <w:rPr>
-          <w:b/>
-          <w:bCs/>
-        </w:rPr>
-        <w:t xml:space="preserve"> </w:t>
-      </w:r>
-      <w:r>
-        <w:rPr>
-          <w:b/>
-          <w:bCs/>
-        </w:rPr>
-        <w:t xml:space="preserve">and</w:t>
-      </w:r>
-      <w:r>
-        <w:rPr>
-          <w:b/>
-          <w:bCs/>
-        </w:rPr>
-        <w:t xml:space="preserve"> </w:t>
-      </w:r>
-      <m:oMath>
-        <m:r>
-          <m:rPr>
-            <m:sty m:val="p"/>
-          </m:rPr>
-          <m:t>log</m:t>
-        </m:r>
-      </m:oMath>
-      <w:r>
-        <w:rPr>
-          <w:b/>
-          <w:bCs/>
-        </w:rPr>
-        <w:t xml:space="preserve"> </w:t>
-      </w:r>
-      <w:r>
-        <w:rPr>
-          <w:b/>
-          <w:bCs/>
-        </w:rPr>
-        <w:t xml:space="preserve">are mutual inverses)</w:t>
-      </w:r>
-      <w:r>
-        <w:t xml:space="preserve"> </w:t>
-      </w:r>
-      <w:r>
-        <w:t xml:space="preserve"> </w:t>
-      </w:r>
-    </w:p>
-    <w:p>
-      <w:pPr>
-        <w:pStyle w:val="Compact"/>
-        <w:numPr>
-          <w:ilvl w:val="0"/>
-          <w:numId w:val="1013"/>
         </w:numPr>
       </w:pPr>
       <w:r>
@@ -13591,7 +14126,7 @@
         <w:pStyle w:val="Compact"/>
         <w:numPr>
           <w:ilvl w:val="0"/>
-          <w:numId w:val="1013"/>
+          <w:numId w:val="1012"/>
         </w:numPr>
       </w:pPr>
       <w:r>
@@ -13686,8 +14221,8 @@
         <w:t xml:space="preserve">.</w:t>
       </w:r>
     </w:p>
-    <w:bookmarkEnd w:id="59"/>
-    <w:bookmarkStart w:id="60" w:name="thm-log-prod"/>
+    <w:bookmarkEnd w:id="68"/>
+    <w:bookmarkStart w:id="69" w:name="thm-log-prod"/>
     <w:p>
       <w:pPr>
         <w:pStyle w:val="FirstParagraph"/>
@@ -13857,8 +14392,8 @@
         </m:oMath>
       </m:oMathPara>
     </w:p>
-    <w:bookmarkEnd w:id="60"/>
-    <w:bookmarkStart w:id="61" w:name="cor-log-quot"/>
+    <w:bookmarkEnd w:id="69"/>
+    <w:bookmarkStart w:id="70" w:name="cor-log-quot"/>
     <w:p>
       <w:pPr>
         <w:pStyle w:val="FirstParagraph"/>
@@ -14031,7 +14566,7 @@
         </m:oMath>
       </m:oMathPara>
     </w:p>
-    <w:bookmarkEnd w:id="61"/>
+    <w:bookmarkEnd w:id="70"/>
     <w:p>
       <w:pPr>
         <w:pStyle w:val="FirstParagraph"/>
@@ -14586,7 +15121,7 @@
         <w:t xml:space="preserve">.</w:t>
       </w:r>
     </w:p>
-    <w:bookmarkStart w:id="62" w:name="thm-log-exp"/>
+    <w:bookmarkStart w:id="71" w:name="thm-log-exp"/>
     <w:p>
       <w:pPr>
         <w:pStyle w:val="BodyText"/>
@@ -14738,8 +15273,8 @@
         </m:oMath>
       </m:oMathPara>
     </w:p>
-    <w:bookmarkEnd w:id="62"/>
-    <w:bookmarkStart w:id="63" w:name="thm-exp-sum"/>
+    <w:bookmarkEnd w:id="71"/>
+    <w:bookmarkStart w:id="72" w:name="thm-exp-sum"/>
     <w:p>
       <w:pPr>
         <w:pStyle w:val="FirstParagraph"/>
@@ -14880,8 +15415,8 @@
         </m:oMath>
       </m:oMathPara>
     </w:p>
-    <w:bookmarkEnd w:id="63"/>
-    <w:bookmarkStart w:id="64" w:name="exm-exp-sum"/>
+    <w:bookmarkEnd w:id="72"/>
+    <w:bookmarkStart w:id="73" w:name="exm-exp-sum"/>
     <w:p>
       <w:pPr>
         <w:pStyle w:val="FirstParagraph"/>
@@ -14891,7 +15426,7 @@
           <w:b/>
           <w:bCs/>
         </w:rPr>
-        <w:t xml:space="preserve">Example 13 (Exponential of a sum)</w:t>
+        <w:t xml:space="preserve">Example 15 (Exponential of a sum)</w:t>
       </w:r>
       <w:r>
         <w:t xml:space="preserve"> </w:t>
@@ -15122,8 +15657,8 @@
         <w:t xml:space="preserve">.</w:t>
       </w:r>
     </w:p>
-    <w:bookmarkEnd w:id="64"/>
-    <w:bookmarkStart w:id="65" w:name="cor-exp-sum"/>
+    <w:bookmarkEnd w:id="73"/>
+    <w:bookmarkStart w:id="74" w:name="cor-exp-sum"/>
     <w:p>
       <w:pPr>
         <w:pStyle w:val="BodyText"/>
@@ -15265,8 +15800,8 @@
         </m:oMath>
       </m:oMathPara>
     </w:p>
-    <w:bookmarkEnd w:id="65"/>
-    <w:bookmarkStart w:id="66" w:name="exm-exp-difference"/>
+    <w:bookmarkEnd w:id="74"/>
+    <w:bookmarkStart w:id="75" w:name="exm-exp-difference"/>
     <w:p>
       <w:pPr>
         <w:pStyle w:val="FirstParagraph"/>
@@ -15276,7 +15811,7 @@
           <w:b/>
           <w:bCs/>
         </w:rPr>
-        <w:t xml:space="preserve">Example 14 (Exponential of a difference)</w:t>
+        <w:t xml:space="preserve">Example 16 (Exponential of a difference)</w:t>
       </w:r>
       <w:r>
         <w:t xml:space="preserve"> </w:t>
@@ -15513,8 +16048,8 @@
         <w:t xml:space="preserve">.</w:t>
       </w:r>
     </w:p>
-    <w:bookmarkEnd w:id="66"/>
-    <w:bookmarkStart w:id="67" w:name="thm-power-one"/>
+    <w:bookmarkEnd w:id="75"/>
+    <w:bookmarkStart w:id="76" w:name="thm-power-one"/>
     <w:p>
       <w:pPr>
         <w:pStyle w:val="BodyText"/>
@@ -15667,8 +16202,8 @@
         </m:oMath>
       </m:oMathPara>
     </w:p>
-    <w:bookmarkEnd w:id="67"/>
-    <w:bookmarkStart w:id="68" w:name="thm-power-sum"/>
+    <w:bookmarkEnd w:id="76"/>
+    <w:bookmarkStart w:id="77" w:name="thm-power-sum"/>
     <w:p>
       <w:pPr>
         <w:pStyle w:val="FirstParagraph"/>
@@ -15812,8 +16347,8 @@
         </m:oMath>
       </m:oMathPara>
     </w:p>
-    <w:bookmarkEnd w:id="68"/>
-    <w:bookmarkStart w:id="69" w:name="exm-power-sum"/>
+    <w:bookmarkEnd w:id="77"/>
+    <w:bookmarkStart w:id="78" w:name="exm-power-sum"/>
     <w:p>
       <w:pPr>
         <w:pStyle w:val="FirstParagraph"/>
@@ -15823,7 +16358,7 @@
           <w:b/>
           <w:bCs/>
         </w:rPr>
-        <w:t xml:space="preserve">Example 15 (Power of a sum)</w:t>
+        <w:t xml:space="preserve">Example 17 (Power of a sum)</w:t>
       </w:r>
       <w:r>
         <w:t xml:space="preserve"> </w:t>
@@ -16065,8 +16600,8 @@
         </m:oMath>
       </m:oMathPara>
     </w:p>
-    <w:bookmarkEnd w:id="69"/>
-    <w:bookmarkStart w:id="72" w:name="thm-power-product"/>
+    <w:bookmarkEnd w:id="78"/>
+    <w:bookmarkStart w:id="81" w:name="thm-power-product"/>
     <w:p>
       <w:pPr>
         <w:pStyle w:val="FirstParagraph"/>
@@ -16344,7 +16879,7 @@
       <w:r>
         <w:t xml:space="preserve"> </w:t>
       </w:r>
-      <w:hyperlink r:id="rId70">
+      <w:hyperlink r:id="rId79">
         <w:r>
           <w:rPr>
             <w:rStyle w:val="Hyperlink"/>
@@ -16361,7 +16896,7 @@
       <w:r>
         <w:t xml:space="preserve"> </w:t>
       </w:r>
-      <w:hyperlink r:id="rId71">
+      <w:hyperlink r:id="rId80">
         <w:r>
           <w:rPr>
             <w:rStyle w:val="Hyperlink"/>
@@ -16373,8 +16908,8 @@
         <w:t xml:space="preserve">.</w:t>
       </w:r>
     </w:p>
-    <w:bookmarkEnd w:id="72"/>
-    <w:bookmarkStart w:id="73" w:name="exm-power-product"/>
+    <w:bookmarkEnd w:id="81"/>
+    <w:bookmarkStart w:id="82" w:name="exm-power-product"/>
     <w:p>
       <w:pPr>
         <w:pStyle w:val="BodyText"/>
@@ -16384,7 +16919,7 @@
           <w:b/>
           <w:bCs/>
         </w:rPr>
-        <w:t xml:space="preserve">Example 16 (Power of a product)</w:t>
+        <w:t xml:space="preserve">Example 18 (Power of a product)</w:t>
       </w:r>
       <w:r>
         <w:t xml:space="preserve"> </w:t>
@@ -16638,8 +17173,8 @@
         </m:oMath>
       </m:oMathPara>
     </w:p>
-    <w:bookmarkEnd w:id="73"/>
-    <w:bookmarkStart w:id="74" w:name="thm-double-exp"/>
+    <w:bookmarkEnd w:id="82"/>
+    <w:bookmarkStart w:id="83" w:name="thm-double-exp"/>
     <w:p>
       <w:pPr>
         <w:pStyle w:val="FirstParagraph"/>
@@ -16839,8 +17374,8 @@
         </m:oMath>
       </m:oMathPara>
     </w:p>
-    <w:bookmarkEnd w:id="74"/>
-    <w:bookmarkStart w:id="75" w:name="exm-double-exp-negative-base"/>
+    <w:bookmarkEnd w:id="83"/>
+    <w:bookmarkStart w:id="84" w:name="exm-double-exp-negative-base"/>
     <w:p>
       <w:pPr>
         <w:pStyle w:val="FirstParagraph"/>
@@ -16850,7 +17385,7 @@
           <w:b/>
           <w:bCs/>
         </w:rPr>
-        <w:t xml:space="preserve">Example 17 (A negative base)</w:t>
+        <w:t xml:space="preserve">Example 19 (A negative base)</w:t>
       </w:r>
       <w:r>
         <w:t xml:space="preserve"> </w:t>
@@ -17525,8 +18060,8 @@
         <w:t xml:space="preserve">is not even a real number.</w:t>
       </w:r>
     </w:p>
-    <w:bookmarkEnd w:id="75"/>
-    <w:bookmarkStart w:id="76" w:name="cor-exp-ab"/>
+    <w:bookmarkEnd w:id="84"/>
+    <w:bookmarkStart w:id="85" w:name="cor-exp-ab"/>
     <w:p>
       <w:pPr>
         <w:pStyle w:val="BodyText"/>
@@ -17695,8 +18230,8 @@
         </m:oMath>
       </m:oMathPara>
     </w:p>
-    <w:bookmarkEnd w:id="76"/>
-    <w:bookmarkStart w:id="82" w:name="rem-tarski-identities"/>
+    <w:bookmarkEnd w:id="85"/>
+    <w:bookmarkStart w:id="91" w:name="rem-tarski-identities"/>
     <w:p>
       <w:pPr>
         <w:pStyle w:val="FirstParagraph"/>
@@ -17723,7 +18258,7 @@
       <w:r>
         <w:t xml:space="preserve"> </w:t>
       </w:r>
-      <w:hyperlink r:id="rId77">
+      <w:hyperlink r:id="rId86">
         <w:r>
           <w:rPr>
             <w:rStyle w:val="Hyperlink"/>
@@ -17764,7 +18299,7 @@
         <w:pStyle w:val="Compact"/>
         <w:numPr>
           <w:ilvl w:val="0"/>
-          <w:numId w:val="1014"/>
+          <w:numId w:val="1013"/>
         </w:numPr>
       </w:pPr>
       <w:r>
@@ -17776,7 +18311,7 @@
       <w:r>
         <w:t xml:space="preserve">(</w:t>
       </w:r>
-      <w:hyperlink r:id="rId78">
+      <w:hyperlink r:id="rId87">
         <w:r>
           <w:rPr>
             <w:rStyle w:val="Hyperlink"/>
@@ -17790,7 +18325,7 @@
       <w:r>
         <w:t xml:space="preserve"> </w:t>
       </w:r>
-      <w:hyperlink r:id="rId79">
+      <w:hyperlink r:id="rId88">
         <w:r>
           <w:rPr>
             <w:rStyle w:val="Hyperlink"/>
@@ -17807,7 +18342,7 @@
         <w:pStyle w:val="Compact"/>
         <w:numPr>
           <w:ilvl w:val="0"/>
-          <w:numId w:val="1014"/>
+          <w:numId w:val="1013"/>
         </w:numPr>
       </w:pPr>
       <w:r>
@@ -17825,7 +18360,7 @@
       <w:r>
         <w:t xml:space="preserve">(</w:t>
       </w:r>
-      <w:hyperlink r:id="rId80">
+      <w:hyperlink r:id="rId89">
         <w:r>
           <w:rPr>
             <w:rStyle w:val="Hyperlink"/>
@@ -17839,7 +18374,7 @@
       <w:r>
         <w:t xml:space="preserve"> </w:t>
       </w:r>
-      <w:hyperlink r:id="rId70">
+      <w:hyperlink r:id="rId79">
         <w:r>
           <w:rPr>
             <w:rStyle w:val="Hyperlink"/>
@@ -17853,7 +18388,7 @@
       <w:r>
         <w:t xml:space="preserve"> </w:t>
       </w:r>
-      <w:hyperlink r:id="rId71">
+      <w:hyperlink r:id="rId80">
         <w:r>
           <w:rPr>
             <w:rStyle w:val="Hyperlink"/>
@@ -17867,7 +18402,7 @@
       <w:r>
         <w:t xml:space="preserve"> </w:t>
       </w:r>
-      <w:hyperlink r:id="rId81">
+      <w:hyperlink r:id="rId90">
         <w:r>
           <w:rPr>
             <w:rStyle w:val="Hyperlink"/>
@@ -17884,7 +18419,7 @@
         <w:pStyle w:val="Compact"/>
         <w:numPr>
           <w:ilvl w:val="0"/>
-          <w:numId w:val="1014"/>
+          <w:numId w:val="1013"/>
         </w:numPr>
       </w:pPr>
       <m:oMath>
@@ -18002,8 +18537,8 @@
         <w:t xml:space="preserve">).</w:t>
       </w:r>
     </w:p>
-    <w:bookmarkEnd w:id="82"/>
-    <w:bookmarkStart w:id="83" w:name="rem-tarski-incomplete"/>
+    <w:bookmarkEnd w:id="91"/>
+    <w:bookmarkStart w:id="92" w:name="rem-tarski-incomplete"/>
     <w:p>
       <w:pPr>
         <w:pStyle w:val="FirstParagraph"/>
@@ -18100,8 +18635,8 @@
         <w:t xml:space="preserve">So this list is a useful core, not a complete rulebook.</w:t>
       </w:r>
     </w:p>
-    <w:bookmarkEnd w:id="83"/>
-    <w:bookmarkStart w:id="84" w:name="def-contour-line"/>
+    <w:bookmarkEnd w:id="92"/>
+    <w:bookmarkStart w:id="93" w:name="def-contour-line"/>
     <w:p>
       <w:pPr>
         <w:pStyle w:val="BodyText"/>
@@ -18111,7 +18646,7 @@
           <w:b/>
           <w:bCs/>
         </w:rPr>
-        <w:t xml:space="preserve">Definition 16 (Contour line)</w:t>
+        <w:t xml:space="preserve">Definition 22 (Contour line)</w:t>
       </w:r>
       <w:r>
         <w:t xml:space="preserve"> </w:t>
@@ -18342,8 +18877,8 @@
         </m:oMath>
       </m:oMathPara>
     </w:p>
-    <w:bookmarkEnd w:id="84"/>
-    <w:bookmarkStart w:id="85" w:name="exm-contour-line"/>
+    <w:bookmarkEnd w:id="93"/>
+    <w:bookmarkStart w:id="94" w:name="exm-contour-line"/>
     <w:p>
       <w:pPr>
         <w:pStyle w:val="FirstParagraph"/>
@@ -18353,7 +18888,7 @@
           <w:b/>
           <w:bCs/>
         </w:rPr>
-        <w:t xml:space="preserve">Example 18 (Contour lines of a bowl)</w:t>
+        <w:t xml:space="preserve">Example 20 (Contour lines of a bowl)</w:t>
       </w:r>
       <w:r>
         <w:t xml:space="preserve"> </w:t>
@@ -18907,8 +19442,8 @@
         <w:t xml:space="preserve">.</w:t>
       </w:r>
     </w:p>
-    <w:bookmarkEnd w:id="85"/>
-    <w:bookmarkStart w:id="86" w:name="rem-contour-line-surface"/>
+    <w:bookmarkEnd w:id="94"/>
+    <w:bookmarkStart w:id="95" w:name="rem-contour-line-surface"/>
     <w:p>
       <w:pPr>
         <w:pStyle w:val="BodyText"/>
@@ -19005,8 +19540,8 @@
         <w:t xml:space="preserve">.</w:t>
       </w:r>
     </w:p>
-    <w:bookmarkEnd w:id="86"/>
-    <w:bookmarkStart w:id="87" w:name="exr-exp-vs-mult"/>
+    <w:bookmarkEnd w:id="95"/>
+    <w:bookmarkStart w:id="96" w:name="exr-exp-vs-mult"/>
     <w:p>
       <w:pPr>
         <w:pStyle w:val="BodyText"/>
@@ -19090,8 +19625,8 @@
         <w:t xml:space="preserve">?</w:t>
       </w:r>
     </w:p>
-    <w:bookmarkEnd w:id="87"/>
-    <w:bookmarkStart w:id="88" w:name="sol-exp-vs-mult"/>
+    <w:bookmarkEnd w:id="96"/>
+    <w:bookmarkStart w:id="97" w:name="sol-exp-vs-mult"/>
     <w:p>
       <w:pPr>
         <w:pStyle w:val="BodyText"/>
@@ -19215,7 +19750,7 @@
           <w:rPr>
             <w:rStyle w:val="Hyperlink"/>
           </w:rPr>
-          <w:t xml:space="preserve">Definition 15</w:t>
+          <w:t xml:space="preserve">Definition 21</w:t>
         </w:r>
       </w:hyperlink>
       <w:r>
@@ -19267,7 +19802,7 @@
       <w:pPr>
         <w:numPr>
           <w:ilvl w:val="0"/>
-          <w:numId w:val="1015"/>
+          <w:numId w:val="1014"/>
         </w:numPr>
       </w:pPr>
       <m:oMath>
@@ -19303,7 +19838,7 @@
       <w:pPr>
         <w:numPr>
           <w:ilvl w:val="0"/>
-          <w:numId w:val="1015"/>
+          <w:numId w:val="1014"/>
         </w:numPr>
       </w:pPr>
       <m:oMath>
@@ -19512,7 +20047,7 @@
       <w:pPr>
         <w:numPr>
           <w:ilvl w:val="0"/>
-          <w:numId w:val="1015"/>
+          <w:numId w:val="1014"/>
         </w:numPr>
       </w:pPr>
       <m:oMath>
@@ -20054,7 +20589,7 @@
       <w:pPr>
         <w:numPr>
           <w:ilvl w:val="0"/>
-          <w:numId w:val="1015"/>
+          <w:numId w:val="1014"/>
         </w:numPr>
       </w:pPr>
       <m:oMath>
@@ -20333,7 +20868,7 @@
       <w:pPr>
         <w:numPr>
           <w:ilvl w:val="0"/>
-          <w:numId w:val="1015"/>
+          <w:numId w:val="1014"/>
         </w:numPr>
       </w:pPr>
       <m:oMath>
@@ -20934,7 +21469,7 @@
         <w:t xml:space="preserve">cases.</w:t>
       </w:r>
     </w:p>
-    <w:bookmarkEnd w:id="88"/>
+    <w:bookmarkEnd w:id="97"/>
     <w:tbl>
       <w:tblPr>
         <w:tblStyle w:val="Table"/>
@@ -20948,7 +21483,7 @@
       <w:tr>
         <w:tc>
           <w:tcPr/>
-          <w:bookmarkStart w:id="89" w:name="fig-double-exponential"/>
+          <w:bookmarkStart w:id="98" w:name="fig-double-exponential"/>
           <w:p>
             <w:pPr>
               <w:pStyle w:val="Compact"/>
@@ -21015,7 +21550,7 @@
               </m:sSup>
             </m:oMath>
           </w:p>
-          <w:bookmarkEnd w:id="89"/>
+          <w:bookmarkEnd w:id="98"/>
         </w:tc>
       </w:tr>
     </w:tbl>
@@ -21033,7 +21568,7 @@
       <w:tr>
         <w:tc>
           <w:tcPr/>
-          <w:bookmarkStart w:id="90" w:name="fig-double-exponential2"/>
+          <w:bookmarkStart w:id="99" w:name="fig-double-exponential2"/>
           <w:p>
             <w:pPr>
               <w:pStyle w:val="Compact"/>
@@ -21218,11 +21753,728 @@
               <w:t xml:space="preserve">.</w:t>
             </w:r>
           </w:p>
-          <w:bookmarkEnd w:id="90"/>
+          <w:bookmarkEnd w:id="99"/>
         </w:tc>
       </w:tr>
     </w:tbl>
-    <w:bookmarkStart w:id="91" w:name="exr-double-exponential"/>
+    <w:bookmarkStart w:id="100" w:name="thm-exp-vs-mult"/>
+    <w:p>
+      <w:pPr>
+        <w:pStyle w:val="BodyText"/>
+      </w:pPr>
+      <w:r>
+        <w:rPr>
+          <w:b/>
+          <w:bCs/>
+        </w:rPr>
+        <w:t xml:space="preserve">Theorem 10 (When exponentiation equals multiplication)</w:t>
+      </w:r>
+      <w:r>
+        <w:t xml:space="preserve"> </w:t>
+      </w:r>
+      <w:r>
+        <w:t xml:space="preserve">Let</w:t>
+      </w:r>
+      <w:r>
+        <w:t xml:space="preserve"> </w:t>
+      </w:r>
+      <m:oMath>
+        <m:r>
+          <m:t>b</m:t>
+        </m:r>
+        <m:r>
+          <m:rPr>
+            <m:sty m:val="p"/>
+          </m:rPr>
+          <m:t>,</m:t>
+        </m:r>
+        <m:r>
+          <m:t>c</m:t>
+        </m:r>
+        <m:r>
+          <m:rPr>
+            <m:sty m:val="p"/>
+          </m:rPr>
+          <m:t>∈</m:t>
+        </m:r>
+        <m:r>
+          <m:rPr>
+            <m:scr m:val="double-struck"/>
+            <m:sty m:val="p"/>
+          </m:rPr>
+          <m:t>R</m:t>
+        </m:r>
+      </m:oMath>
+      <w:r>
+        <w:t xml:space="preserve">, where</w:t>
+      </w:r>
+      <w:r>
+        <w:t xml:space="preserve"> </w:t>
+      </w:r>
+      <m:oMath>
+        <m:sSup>
+          <m:e>
+            <m:r>
+              <m:t>b</m:t>
+            </m:r>
+          </m:e>
+          <m:sup>
+            <m:r>
+              <m:t>c</m:t>
+            </m:r>
+          </m:sup>
+        </m:sSup>
+      </m:oMath>
+      <w:r>
+        <w:t xml:space="preserve"> </w:t>
+      </w:r>
+      <w:r>
+        <w:t xml:space="preserve">is defined</w:t>
+      </w:r>
+      <w:r>
+        <w:t xml:space="preserve"> </w:t>
+      </w:r>
+      <w:r>
+        <w:t xml:space="preserve">(for</w:t>
+      </w:r>
+      <w:r>
+        <w:t xml:space="preserve"> </w:t>
+      </w:r>
+      <m:oMath>
+        <m:r>
+          <m:t>b</m:t>
+        </m:r>
+        <m:r>
+          <m:rPr>
+            <m:sty m:val="p"/>
+          </m:rPr>
+          <m:t>&lt;</m:t>
+        </m:r>
+        <m:r>
+          <m:t>0</m:t>
+        </m:r>
+      </m:oMath>
+      <w:r>
+        <w:t xml:space="preserve">, only integer</w:t>
+      </w:r>
+      <w:r>
+        <w:t xml:space="preserve"> </w:t>
+      </w:r>
+      <m:oMath>
+        <m:r>
+          <m:t>c</m:t>
+        </m:r>
+      </m:oMath>
+      <w:r>
+        <w:t xml:space="preserve"> </w:t>
+      </w:r>
+      <w:r>
+        <w:t xml:space="preserve">is allowed;</w:t>
+      </w:r>
+      <w:r>
+        <w:t xml:space="preserve"> </w:t>
+      </w:r>
+      <w:hyperlink w:anchor="def-power-nonpositive-base">
+        <w:r>
+          <w:rPr>
+            <w:rStyle w:val="Hyperlink"/>
+          </w:rPr>
+          <w:t xml:space="preserve">Definition 21</w:t>
+        </w:r>
+      </w:hyperlink>
+      <w:r>
+        <w:t xml:space="preserve">).</w:t>
+      </w:r>
+      <w:r>
+        <w:t xml:space="preserve"> </w:t>
+      </w:r>
+      <w:r>
+        <w:t xml:space="preserve">Then</w:t>
+      </w:r>
+      <w:r>
+        <w:t xml:space="preserve"> </w:t>
+      </w:r>
+      <m:oMath>
+        <m:sSup>
+          <m:e>
+            <m:r>
+              <m:t>b</m:t>
+            </m:r>
+          </m:e>
+          <m:sup>
+            <m:r>
+              <m:t>c</m:t>
+            </m:r>
+          </m:sup>
+        </m:sSup>
+        <m:r>
+          <m:rPr>
+            <m:sty m:val="p"/>
+          </m:rPr>
+          <m:t>=</m:t>
+        </m:r>
+        <m:r>
+          <m:t>b</m:t>
+        </m:r>
+        <m:r>
+          <m:t>c</m:t>
+        </m:r>
+      </m:oMath>
+      <w:r>
+        <w:t xml:space="preserve"> </w:t>
+      </w:r>
+      <w:r>
+        <w:t xml:space="preserve">if and only if one of the following holds:</w:t>
+      </w:r>
+    </w:p>
+    <w:p>
+      <w:pPr>
+        <w:pStyle w:val="Compact"/>
+        <w:numPr>
+          <w:ilvl w:val="0"/>
+          <w:numId w:val="1015"/>
+        </w:numPr>
+      </w:pPr>
+      <m:oMath>
+        <m:r>
+          <m:t>c</m:t>
+        </m:r>
+        <m:r>
+          <m:rPr>
+            <m:sty m:val="p"/>
+          </m:rPr>
+          <m:t>=</m:t>
+        </m:r>
+        <m:r>
+          <m:t>1</m:t>
+        </m:r>
+      </m:oMath>
+      <w:r>
+        <w:t xml:space="preserve">;</w:t>
+      </w:r>
+    </w:p>
+    <w:p>
+      <w:pPr>
+        <w:pStyle w:val="Compact"/>
+        <w:numPr>
+          <w:ilvl w:val="0"/>
+          <w:numId w:val="1015"/>
+        </w:numPr>
+      </w:pPr>
+      <m:oMath>
+        <m:r>
+          <m:t>b</m:t>
+        </m:r>
+        <m:r>
+          <m:rPr>
+            <m:sty m:val="p"/>
+          </m:rPr>
+          <m:t>=</m:t>
+        </m:r>
+        <m:r>
+          <m:t>0</m:t>
+        </m:r>
+      </m:oMath>
+      <w:r>
+        <w:t xml:space="preserve"> </w:t>
+      </w:r>
+      <w:r>
+        <w:t xml:space="preserve">and</w:t>
+      </w:r>
+      <w:r>
+        <w:t xml:space="preserve"> </w:t>
+      </w:r>
+      <m:oMath>
+        <m:r>
+          <m:t>c</m:t>
+        </m:r>
+        <m:r>
+          <m:rPr>
+            <m:sty m:val="p"/>
+          </m:rPr>
+          <m:t>&gt;</m:t>
+        </m:r>
+        <m:r>
+          <m:t>0</m:t>
+        </m:r>
+      </m:oMath>
+      <w:r>
+        <w:t xml:space="preserve">;</w:t>
+      </w:r>
+    </w:p>
+    <w:p>
+      <w:pPr>
+        <w:pStyle w:val="Compact"/>
+        <w:numPr>
+          <w:ilvl w:val="0"/>
+          <w:numId w:val="1015"/>
+        </w:numPr>
+      </w:pPr>
+      <m:oMath>
+        <m:r>
+          <m:t>b</m:t>
+        </m:r>
+        <m:r>
+          <m:rPr>
+            <m:sty m:val="p"/>
+          </m:rPr>
+          <m:t>&gt;</m:t>
+        </m:r>
+        <m:r>
+          <m:t>0</m:t>
+        </m:r>
+      </m:oMath>
+      <w:r>
+        <w:t xml:space="preserve">,</w:t>
+      </w:r>
+      <w:r>
+        <w:t xml:space="preserve"> </w:t>
+      </w:r>
+      <m:oMath>
+        <m:r>
+          <m:t>c</m:t>
+        </m:r>
+        <m:r>
+          <m:rPr>
+            <m:sty m:val="p"/>
+          </m:rPr>
+          <m:t>&gt;</m:t>
+        </m:r>
+        <m:r>
+          <m:t>0</m:t>
+        </m:r>
+      </m:oMath>
+      <w:r>
+        <w:t xml:space="preserve">,</w:t>
+      </w:r>
+      <w:r>
+        <w:t xml:space="preserve"> </w:t>
+      </w:r>
+      <m:oMath>
+        <m:r>
+          <m:t>c</m:t>
+        </m:r>
+        <m:r>
+          <m:rPr>
+            <m:sty m:val="p"/>
+          </m:rPr>
+          <m:t>≠</m:t>
+        </m:r>
+        <m:r>
+          <m:t>1</m:t>
+        </m:r>
+      </m:oMath>
+      <w:r>
+        <w:t xml:space="preserve">, and</w:t>
+      </w:r>
+      <w:r>
+        <w:t xml:space="preserve"> </w:t>
+      </w:r>
+      <m:oMath>
+        <m:r>
+          <m:t>b</m:t>
+        </m:r>
+        <m:r>
+          <m:rPr>
+            <m:sty m:val="p"/>
+          </m:rPr>
+          <m:t>=</m:t>
+        </m:r>
+        <m:r>
+          <m:rPr>
+            <m:sty m:val="p"/>
+          </m:rPr>
+          <m:t>exp</m:t>
+        </m:r>
+        <m:r>
+          <m:t>​</m:t>
+        </m:r>
+        <m:d>
+          <m:dPr>
+            <m:begChr m:val="{"/>
+            <m:sepChr m:val=""/>
+            <m:endChr m:val="}"/>
+            <m:grow/>
+          </m:dPr>
+          <m:e>
+            <m:f>
+              <m:fPr>
+                <m:type m:val="bar"/>
+              </m:fPr>
+              <m:num>
+                <m:r>
+                  <m:rPr>
+                    <m:sty m:val="p"/>
+                  </m:rPr>
+                  <m:t>log</m:t>
+                </m:r>
+                <m:r>
+                  <m:t>​</m:t>
+                </m:r>
+                <m:d>
+                  <m:dPr>
+                    <m:begChr m:val="{"/>
+                    <m:sepChr m:val=""/>
+                    <m:endChr m:val="}"/>
+                    <m:grow/>
+                  </m:dPr>
+                  <m:e>
+                    <m:r>
+                      <m:t>c</m:t>
+                    </m:r>
+                  </m:e>
+                </m:d>
+                <m:r>
+                  <m:t>​</m:t>
+                </m:r>
+              </m:num>
+              <m:den>
+                <m:r>
+                  <m:t>c</m:t>
+                </m:r>
+                <m:r>
+                  <m:rPr>
+                    <m:sty m:val="p"/>
+                  </m:rPr>
+                  <m:t>−</m:t>
+                </m:r>
+                <m:r>
+                  <m:t>1</m:t>
+                </m:r>
+              </m:den>
+            </m:f>
+          </m:e>
+        </m:d>
+        <m:r>
+          <m:t>​</m:t>
+        </m:r>
+      </m:oMath>
+      <w:r>
+        <w:t xml:space="preserve">;</w:t>
+      </w:r>
+    </w:p>
+    <w:p>
+      <w:pPr>
+        <w:pStyle w:val="Compact"/>
+        <w:numPr>
+          <w:ilvl w:val="0"/>
+          <w:numId w:val="1015"/>
+        </w:numPr>
+      </w:pPr>
+      <m:oMath>
+        <m:r>
+          <m:t>b</m:t>
+        </m:r>
+        <m:r>
+          <m:rPr>
+            <m:sty m:val="p"/>
+          </m:rPr>
+          <m:t>&lt;</m:t>
+        </m:r>
+        <m:r>
+          <m:t>0</m:t>
+        </m:r>
+      </m:oMath>
+      <w:r>
+        <w:t xml:space="preserve">,</w:t>
+      </w:r>
+      <w:r>
+        <w:t xml:space="preserve"> </w:t>
+      </w:r>
+      <m:oMath>
+        <m:r>
+          <m:t>c</m:t>
+        </m:r>
+      </m:oMath>
+      <w:r>
+        <w:t xml:space="preserve"> </w:t>
+      </w:r>
+      <w:r>
+        <w:t xml:space="preserve">is an odd integer with</w:t>
+      </w:r>
+      <w:r>
+        <w:t xml:space="preserve"> </w:t>
+      </w:r>
+      <m:oMath>
+        <m:r>
+          <m:t>c</m:t>
+        </m:r>
+        <m:r>
+          <m:rPr>
+            <m:sty m:val="p"/>
+          </m:rPr>
+          <m:t>≥</m:t>
+        </m:r>
+        <m:r>
+          <m:t>3</m:t>
+        </m:r>
+      </m:oMath>
+      <w:r>
+        <w:t xml:space="preserve">, and</w:t>
+      </w:r>
+      <w:r>
+        <w:t xml:space="preserve"> </w:t>
+      </w:r>
+      <m:oMath>
+        <m:r>
+          <m:t>b</m:t>
+        </m:r>
+        <m:r>
+          <m:rPr>
+            <m:sty m:val="p"/>
+          </m:rPr>
+          <m:t>=</m:t>
+        </m:r>
+        <m:r>
+          <m:rPr>
+            <m:sty m:val="p"/>
+          </m:rPr>
+          <m:t>−</m:t>
+        </m:r>
+        <m:sSup>
+          <m:e>
+            <m:r>
+              <m:t>c</m:t>
+            </m:r>
+          </m:e>
+          <m:sup>
+            <m:r>
+              <m:t>1</m:t>
+            </m:r>
+            <m:r>
+              <m:rPr>
+                <m:sty m:val="p"/>
+              </m:rPr>
+              <m:t>/</m:t>
+            </m:r>
+            <m:r>
+              <m:rPr>
+                <m:sty m:val="p"/>
+              </m:rPr>
+              <m:t>(</m:t>
+            </m:r>
+            <m:r>
+              <m:t>c</m:t>
+            </m:r>
+            <m:r>
+              <m:rPr>
+                <m:sty m:val="p"/>
+              </m:rPr>
+              <m:t>−</m:t>
+            </m:r>
+            <m:r>
+              <m:t>1</m:t>
+            </m:r>
+            <m:r>
+              <m:rPr>
+                <m:sty m:val="p"/>
+              </m:rPr>
+              <m:t>)</m:t>
+            </m:r>
+          </m:sup>
+        </m:sSup>
+      </m:oMath>
+      <w:r>
+        <w:t xml:space="preserve">;</w:t>
+      </w:r>
+    </w:p>
+    <w:p>
+      <w:pPr>
+        <w:pStyle w:val="Compact"/>
+        <w:numPr>
+          <w:ilvl w:val="0"/>
+          <w:numId w:val="1015"/>
+        </w:numPr>
+      </w:pPr>
+      <m:oMath>
+        <m:r>
+          <m:t>b</m:t>
+        </m:r>
+        <m:r>
+          <m:rPr>
+            <m:sty m:val="p"/>
+          </m:rPr>
+          <m:t>&lt;</m:t>
+        </m:r>
+        <m:r>
+          <m:t>0</m:t>
+        </m:r>
+      </m:oMath>
+      <w:r>
+        <w:t xml:space="preserve">,</w:t>
+      </w:r>
+      <w:r>
+        <w:t xml:space="preserve"> </w:t>
+      </w:r>
+      <m:oMath>
+        <m:r>
+          <m:t>c</m:t>
+        </m:r>
+      </m:oMath>
+      <w:r>
+        <w:t xml:space="preserve"> </w:t>
+      </w:r>
+      <w:r>
+        <w:t xml:space="preserve">is an even integer with</w:t>
+      </w:r>
+      <w:r>
+        <w:t xml:space="preserve"> </w:t>
+      </w:r>
+      <m:oMath>
+        <m:r>
+          <m:t>c</m:t>
+        </m:r>
+        <m:r>
+          <m:rPr>
+            <m:sty m:val="p"/>
+          </m:rPr>
+          <m:t>≤</m:t>
+        </m:r>
+        <m:r>
+          <m:rPr>
+            <m:sty m:val="p"/>
+          </m:rPr>
+          <m:t>−</m:t>
+        </m:r>
+        <m:r>
+          <m:t>2</m:t>
+        </m:r>
+      </m:oMath>
+      <w:r>
+        <w:t xml:space="preserve">, and</w:t>
+      </w:r>
+      <w:r>
+        <w:t xml:space="preserve"> </w:t>
+      </w:r>
+      <m:oMath>
+        <m:r>
+          <m:t>b</m:t>
+        </m:r>
+        <m:r>
+          <m:rPr>
+            <m:sty m:val="p"/>
+          </m:rPr>
+          <m:t>=</m:t>
+        </m:r>
+        <m:r>
+          <m:rPr>
+            <m:sty m:val="p"/>
+          </m:rPr>
+          <m:t>−</m:t>
+        </m:r>
+        <m:r>
+          <m:rPr>
+            <m:sty m:val="p"/>
+          </m:rPr>
+          <m:t>(</m:t>
+        </m:r>
+        <m:r>
+          <m:rPr>
+            <m:sty m:val="p"/>
+          </m:rPr>
+          <m:t>−</m:t>
+        </m:r>
+        <m:r>
+          <m:t>c</m:t>
+        </m:r>
+        <m:sSup>
+          <m:e>
+            <m:r>
+              <m:rPr>
+                <m:sty m:val="p"/>
+              </m:rPr>
+              <m:t>)</m:t>
+            </m:r>
+          </m:e>
+          <m:sup>
+            <m:r>
+              <m:t>1</m:t>
+            </m:r>
+            <m:r>
+              <m:rPr>
+                <m:sty m:val="p"/>
+              </m:rPr>
+              <m:t>/</m:t>
+            </m:r>
+            <m:r>
+              <m:rPr>
+                <m:sty m:val="p"/>
+              </m:rPr>
+              <m:t>(</m:t>
+            </m:r>
+            <m:r>
+              <m:t>c</m:t>
+            </m:r>
+            <m:r>
+              <m:rPr>
+                <m:sty m:val="p"/>
+              </m:rPr>
+              <m:t>−</m:t>
+            </m:r>
+            <m:r>
+              <m:t>1</m:t>
+            </m:r>
+            <m:r>
+              <m:rPr>
+                <m:sty m:val="p"/>
+              </m:rPr>
+              <m:t>)</m:t>
+            </m:r>
+          </m:sup>
+        </m:sSup>
+      </m:oMath>
+      <w:r>
+        <w:t xml:space="preserve">.</w:t>
+      </w:r>
+    </w:p>
+    <w:bookmarkEnd w:id="100"/>
+    <w:p>
+      <w:pPr>
+        <w:pStyle w:val="FirstParagraph"/>
+      </w:pPr>
+      <w:r>
+        <w:rPr>
+          <w:i/>
+          <w:iCs/>
+        </w:rPr>
+        <w:t xml:space="preserve">Proof</w:t>
+      </w:r>
+      <w:r>
+        <w:t xml:space="preserve">. </w:t>
+      </w:r>
+      <w:r>
+        <w:t xml:space="preserve">This is the solution to</w:t>
+      </w:r>
+      <w:r>
+        <w:t xml:space="preserve"> </w:t>
+      </w:r>
+      <w:hyperlink w:anchor="exr-exp-vs-mult">
+        <w:r>
+          <w:rPr>
+            <w:rStyle w:val="Hyperlink"/>
+          </w:rPr>
+          <w:t xml:space="preserve">Exercise 2</w:t>
+        </w:r>
+      </w:hyperlink>
+      <w:r>
+        <w:t xml:space="preserve">, worked in</w:t>
+      </w:r>
+      <w:r>
+        <w:t xml:space="preserve"> </w:t>
+      </w:r>
+      <w:hyperlink w:anchor="sol-exp-vs-mult">
+        <w:r>
+          <w:rPr>
+            <w:rStyle w:val="Hyperlink"/>
+          </w:rPr>
+          <w:t xml:space="preserve">Solution 2</w:t>
+        </w:r>
+      </w:hyperlink>
+      <w:r>
+        <w:t xml:space="preserve">.</w:t>
+      </w:r>
+    </w:p>
+    <w:bookmarkStart w:id="101" w:name="exr-double-exponential"/>
     <w:p>
       <w:pPr>
         <w:pStyle w:val="BodyText"/>
@@ -21381,8 +22633,8 @@
         <w:t xml:space="preserve">?</w:t>
       </w:r>
     </w:p>
-    <w:bookmarkEnd w:id="91"/>
-    <w:bookmarkStart w:id="93" w:name="sol-double-exponential"/>
+    <w:bookmarkEnd w:id="101"/>
+    <w:bookmarkStart w:id="103" w:name="sol-double-exponential"/>
     <w:p>
       <w:pPr>
         <w:pStyle w:val="BodyText"/>
@@ -21807,7 +23059,7 @@
       <w:pPr>
         <w:pStyle w:val="BodyText"/>
       </w:pPr>
-      <w:bookmarkStart w:id="92" w:name="eq-double-exp-log-scale"/>
+      <w:bookmarkStart w:id="102" w:name="eq-double-exp-log-scale"/>
       <m:oMathPara>
         <m:oMathParaPr>
           <m:jc m:val="center"/>
@@ -22114,7 +23366,7 @@
           </m:r>
         </m:oMath>
       </m:oMathPara>
-      <w:bookmarkEnd w:id="92"/>
+      <w:bookmarkEnd w:id="102"/>
     </w:p>
     <w:p>
       <w:pPr>
@@ -22255,12 +23507,12 @@
       <w:r>
         <w:t xml:space="preserve"> </w:t>
       </w:r>
-      <w:hyperlink w:anchor="exr-exp-vs-mult">
+      <w:hyperlink w:anchor="thm-exp-vs-mult">
         <w:r>
           <w:rPr>
             <w:rStyle w:val="Hyperlink"/>
           </w:rPr>
-          <w:t xml:space="preserve">Exercise 2</w:t>
+          <w:t xml:space="preserve">Theorem 10</w:t>
         </w:r>
       </w:hyperlink>
       <w:r>
@@ -22383,7 +23635,7 @@
           <w:rPr>
             <w:rStyle w:val="Hyperlink"/>
           </w:rPr>
-          <w:t xml:space="preserve">Definition 15</w:t>
+          <w:t xml:space="preserve">Definition 21</w:t>
         </w:r>
       </w:hyperlink>
       <w:r>
@@ -23507,8 +24759,389 @@
         </m:oMath>
       </m:oMathPara>
     </w:p>
-    <w:bookmarkEnd w:id="93"/>
-    <w:bookmarkEnd w:id="94"/>
+    <w:bookmarkEnd w:id="103"/>
+    <w:bookmarkStart w:id="104" w:name="thm-double-exponential"/>
+    <w:p>
+      <w:pPr>
+        <w:pStyle w:val="FirstParagraph"/>
+      </w:pPr>
+      <w:r>
+        <w:rPr>
+          <w:b/>
+          <w:bCs/>
+        </w:rPr>
+        <w:t xml:space="preserve">Theorem 11 (When repeated exponentiation is not reordered)</w:t>
+      </w:r>
+      <w:r>
+        <w:t xml:space="preserve"> </w:t>
+      </w:r>
+      <w:r>
+        <w:t xml:space="preserve">Let</w:t>
+      </w:r>
+      <w:r>
+        <w:t xml:space="preserve"> </w:t>
+      </w:r>
+      <m:oMath>
+        <m:r>
+          <m:t>a</m:t>
+        </m:r>
+        <m:r>
+          <m:rPr>
+            <m:sty m:val="p"/>
+          </m:rPr>
+          <m:t>≥</m:t>
+        </m:r>
+        <m:r>
+          <m:t>0</m:t>
+        </m:r>
+      </m:oMath>
+      <w:r>
+        <w:t xml:space="preserve"> </w:t>
+      </w:r>
+      <w:r>
+        <w:t xml:space="preserve">and</w:t>
+      </w:r>
+      <w:r>
+        <w:t xml:space="preserve"> </w:t>
+      </w:r>
+      <m:oMath>
+        <m:r>
+          <m:t>b</m:t>
+        </m:r>
+        <m:r>
+          <m:rPr>
+            <m:sty m:val="p"/>
+          </m:rPr>
+          <m:t>,</m:t>
+        </m:r>
+        <m:r>
+          <m:t>c</m:t>
+        </m:r>
+        <m:r>
+          <m:rPr>
+            <m:sty m:val="p"/>
+          </m:rPr>
+          <m:t>∈</m:t>
+        </m:r>
+        <m:r>
+          <m:rPr>
+            <m:scr m:val="double-struck"/>
+            <m:sty m:val="p"/>
+          </m:rPr>
+          <m:t>R</m:t>
+        </m:r>
+      </m:oMath>
+      <w:r>
+        <w:t xml:space="preserve">, where</w:t>
+      </w:r>
+      <w:r>
+        <w:t xml:space="preserve"> </w:t>
+      </w:r>
+      <m:oMath>
+        <m:sSup>
+          <m:e>
+            <m:r>
+              <m:t>b</m:t>
+            </m:r>
+          </m:e>
+          <m:sup>
+            <m:r>
+              <m:t>c</m:t>
+            </m:r>
+          </m:sup>
+        </m:sSup>
+      </m:oMath>
+      <w:r>
+        <w:t xml:space="preserve"> </w:t>
+      </w:r>
+      <w:r>
+        <w:t xml:space="preserve">is defined.</w:t>
+      </w:r>
+      <w:r>
+        <w:t xml:space="preserve"> </w:t>
+      </w:r>
+      <w:r>
+        <w:t xml:space="preserve">Then</w:t>
+      </w:r>
+      <w:r>
+        <w:t xml:space="preserve"> </w:t>
+      </w:r>
+      <m:oMath>
+        <m:r>
+          <m:rPr>
+            <m:sty m:val="p"/>
+          </m:rPr>
+          <m:t>(</m:t>
+        </m:r>
+        <m:sSup>
+          <m:e>
+            <m:r>
+              <m:t>a</m:t>
+            </m:r>
+          </m:e>
+          <m:sup>
+            <m:r>
+              <m:t>b</m:t>
+            </m:r>
+          </m:sup>
+        </m:sSup>
+        <m:sSup>
+          <m:e>
+            <m:r>
+              <m:rPr>
+                <m:sty m:val="p"/>
+              </m:rPr>
+              <m:t>)</m:t>
+            </m:r>
+          </m:e>
+          <m:sup>
+            <m:r>
+              <m:t>c</m:t>
+            </m:r>
+          </m:sup>
+        </m:sSup>
+        <m:r>
+          <m:rPr>
+            <m:sty m:val="p"/>
+          </m:rPr>
+          <m:t>=</m:t>
+        </m:r>
+        <m:sSup>
+          <m:e>
+            <m:r>
+              <m:t>a</m:t>
+            </m:r>
+          </m:e>
+          <m:sup>
+            <m:r>
+              <m:rPr>
+                <m:sty m:val="p"/>
+              </m:rPr>
+              <m:t>(</m:t>
+            </m:r>
+            <m:sSup>
+              <m:e>
+                <m:r>
+                  <m:t>b</m:t>
+                </m:r>
+              </m:e>
+              <m:sup>
+                <m:r>
+                  <m:t>c</m:t>
+                </m:r>
+              </m:sup>
+            </m:sSup>
+            <m:r>
+              <m:rPr>
+                <m:sty m:val="p"/>
+              </m:rPr>
+              <m:t>)</m:t>
+            </m:r>
+          </m:sup>
+        </m:sSup>
+      </m:oMath>
+      <w:r>
+        <w:t xml:space="preserve">, with both sides defined, if and only if</w:t>
+      </w:r>
+    </w:p>
+    <w:p>
+      <w:pPr>
+        <w:pStyle w:val="Compact"/>
+        <w:numPr>
+          <w:ilvl w:val="0"/>
+          <w:numId w:val="1018"/>
+        </w:numPr>
+      </w:pPr>
+      <m:oMath>
+        <m:r>
+          <m:t>a</m:t>
+        </m:r>
+        <m:r>
+          <m:rPr>
+            <m:sty m:val="p"/>
+          </m:rPr>
+          <m:t>&gt;</m:t>
+        </m:r>
+        <m:r>
+          <m:t>0</m:t>
+        </m:r>
+      </m:oMath>
+      <w:r>
+        <w:t xml:space="preserve"> </w:t>
+      </w:r>
+      <w:r>
+        <w:t xml:space="preserve">and either</w:t>
+      </w:r>
+      <w:r>
+        <w:t xml:space="preserve"> </w:t>
+      </w:r>
+      <m:oMath>
+        <m:r>
+          <m:t>a</m:t>
+        </m:r>
+        <m:r>
+          <m:rPr>
+            <m:sty m:val="p"/>
+          </m:rPr>
+          <m:t>=</m:t>
+        </m:r>
+        <m:r>
+          <m:t>1</m:t>
+        </m:r>
+      </m:oMath>
+      <w:r>
+        <w:t xml:space="preserve"> </w:t>
+      </w:r>
+      <w:r>
+        <w:t xml:space="preserve">or</w:t>
+      </w:r>
+      <w:r>
+        <w:t xml:space="preserve"> </w:t>
+      </w:r>
+      <m:oMath>
+        <m:r>
+          <m:t>b</m:t>
+        </m:r>
+        <m:r>
+          <m:t>c</m:t>
+        </m:r>
+        <m:r>
+          <m:rPr>
+            <m:sty m:val="p"/>
+          </m:rPr>
+          <m:t>=</m:t>
+        </m:r>
+        <m:sSup>
+          <m:e>
+            <m:r>
+              <m:t>b</m:t>
+            </m:r>
+          </m:e>
+          <m:sup>
+            <m:r>
+              <m:t>c</m:t>
+            </m:r>
+          </m:sup>
+        </m:sSup>
+      </m:oMath>
+      <w:r>
+        <w:t xml:space="preserve">; or</w:t>
+      </w:r>
+    </w:p>
+    <w:p>
+      <w:pPr>
+        <w:pStyle w:val="Compact"/>
+        <w:numPr>
+          <w:ilvl w:val="0"/>
+          <w:numId w:val="1018"/>
+        </w:numPr>
+      </w:pPr>
+      <m:oMath>
+        <m:r>
+          <m:t>a</m:t>
+        </m:r>
+        <m:r>
+          <m:rPr>
+            <m:sty m:val="p"/>
+          </m:rPr>
+          <m:t>=</m:t>
+        </m:r>
+        <m:r>
+          <m:t>0</m:t>
+        </m:r>
+      </m:oMath>
+      <w:r>
+        <w:t xml:space="preserve">,</w:t>
+      </w:r>
+      <w:r>
+        <w:t xml:space="preserve"> </w:t>
+      </w:r>
+      <m:oMath>
+        <m:r>
+          <m:t>b</m:t>
+        </m:r>
+        <m:r>
+          <m:rPr>
+            <m:sty m:val="p"/>
+          </m:rPr>
+          <m:t>≥</m:t>
+        </m:r>
+        <m:r>
+          <m:t>0</m:t>
+        </m:r>
+      </m:oMath>
+      <w:r>
+        <w:t xml:space="preserve">, and</w:t>
+      </w:r>
+      <w:r>
+        <w:t xml:space="preserve"> </w:t>
+      </w:r>
+      <m:oMath>
+        <m:r>
+          <m:t>c</m:t>
+        </m:r>
+        <m:r>
+          <m:rPr>
+            <m:sty m:val="p"/>
+          </m:rPr>
+          <m:t>&gt;</m:t>
+        </m:r>
+        <m:r>
+          <m:t>0</m:t>
+        </m:r>
+      </m:oMath>
+      <w:r>
+        <w:t xml:space="preserve">.</w:t>
+      </w:r>
+    </w:p>
+    <w:bookmarkEnd w:id="104"/>
+    <w:p>
+      <w:pPr>
+        <w:pStyle w:val="FirstParagraph"/>
+      </w:pPr>
+      <w:r>
+        <w:rPr>
+          <w:i/>
+          <w:iCs/>
+        </w:rPr>
+        <w:t xml:space="preserve">Proof</w:t>
+      </w:r>
+      <w:r>
+        <w:t xml:space="preserve">. </w:t>
+      </w:r>
+      <w:r>
+        <w:t xml:space="preserve">This is the solution to</w:t>
+      </w:r>
+      <w:r>
+        <w:t xml:space="preserve"> </w:t>
+      </w:r>
+      <w:hyperlink w:anchor="exr-double-exponential">
+        <w:r>
+          <w:rPr>
+            <w:rStyle w:val="Hyperlink"/>
+          </w:rPr>
+          <w:t xml:space="preserve">Exercise 3</w:t>
+        </w:r>
+      </w:hyperlink>
+      <w:r>
+        <w:t xml:space="preserve">, worked in</w:t>
+      </w:r>
+      <w:r>
+        <w:t xml:space="preserve"> </w:t>
+      </w:r>
+      <w:hyperlink w:anchor="sol-double-exponential">
+        <w:r>
+          <w:rPr>
+            <w:rStyle w:val="Hyperlink"/>
+          </w:rPr>
+          <w:t xml:space="preserve">Solution 3</w:t>
+        </w:r>
+      </w:hyperlink>
+      <w:r>
+        <w:t xml:space="preserve">.</w:t>
+      </w:r>
+    </w:p>
+    <w:bookmarkEnd w:id="105"/>
     <w:sectPr>
       <w:footnotePr>
         <w:numRestart w:val="eachSect"/>
@@ -23925,9 +25558,6 @@
     <w:abstractNumId w:val="991"/>
   </w:num>
   <w:num w:numId="1012">
-    <w:abstractNumId w:val="991"/>
-  </w:num>
-  <w:num w:numId="1013">
     <w:abstractNumId w:val="99411"/>
     <w:lvlOverride w:ilvl="0">
       <w:startOverride w:val="1"/>
@@ -23957,8 +25587,38 @@
       <w:startOverride w:val="1"/>
     </w:lvlOverride>
   </w:num>
+  <w:num w:numId="1013">
+    <w:abstractNumId w:val="991"/>
+  </w:num>
   <w:num w:numId="1014">
-    <w:abstractNumId w:val="991"/>
+    <w:abstractNumId w:val="99411"/>
+    <w:lvlOverride w:ilvl="0">
+      <w:startOverride w:val="1"/>
+    </w:lvlOverride>
+    <w:lvlOverride w:ilvl="1">
+      <w:startOverride w:val="1"/>
+    </w:lvlOverride>
+    <w:lvlOverride w:ilvl="2">
+      <w:startOverride w:val="1"/>
+    </w:lvlOverride>
+    <w:lvlOverride w:ilvl="3">
+      <w:startOverride w:val="1"/>
+    </w:lvlOverride>
+    <w:lvlOverride w:ilvl="4">
+      <w:startOverride w:val="1"/>
+    </w:lvlOverride>
+    <w:lvlOverride w:ilvl="5">
+      <w:startOverride w:val="1"/>
+    </w:lvlOverride>
+    <w:lvlOverride w:ilvl="6">
+      <w:startOverride w:val="1"/>
+    </w:lvlOverride>
+    <w:lvlOverride w:ilvl="7">
+      <w:startOverride w:val="1"/>
+    </w:lvlOverride>
+    <w:lvlOverride w:ilvl="8">
+      <w:startOverride w:val="1"/>
+    </w:lvlOverride>
   </w:num>
   <w:num w:numId="1015">
     <w:abstractNumId w:val="99411"/>
@@ -24021,6 +25681,9 @@
     </w:lvlOverride>
   </w:num>
   <w:num w:numId="1017">
+    <w:abstractNumId w:val="991"/>
+  </w:num>
+  <w:num w:numId="1018">
     <w:abstractNumId w:val="991"/>
   </w:num>
 </w:numbering>
